--- a/BT_ngay_gio.docx
+++ b/BT_ngay_gio.docx
@@ -1,6 +1,6 @@
 
 <file path=word/document.xml><?xml version="1.0" encoding="utf-8"?>
-<w:document xmlns:wpc="http://schemas.microsoft.com/office/word/2010/wordprocessingCanvas" xmlns:cx="http://schemas.microsoft.com/office/drawing/2014/chartex" xmlns:cx1="http://schemas.microsoft.com/office/drawing/2015/9/8/chartex" xmlns:cx2="http://schemas.microsoft.com/office/drawing/2015/10/21/chartex" xmlns:cx3="http://schemas.microsoft.com/office/drawing/2016/5/9/chartex" xmlns:cx4="http://schemas.microsoft.com/office/drawing/2016/5/10/chartex" xmlns:cx5="http://schemas.microsoft.com/office/drawing/2016/5/11/chartex" xmlns:cx6="http://schemas.microsoft.com/office/drawing/2016/5/12/chartex" xmlns:cx7="http://schemas.microsoft.com/office/drawing/2016/5/13/chartex" xmlns:cx8="http://schemas.microsoft.com/office/drawing/2016/5/14/chartex" xmlns:mc="http://schemas.openxmlformats.org/markup-compatibility/2006" xmlns:aink="http://schemas.microsoft.com/office/drawing/2016/ink" xmlns:am3d="http://schemas.microsoft.com/office/drawing/2017/model3d" xmlns:o="urn:schemas-microsoft-com:office:office" xmlns:oel="http://schemas.microsoft.com/office/2019/extlst" xmlns:r="http://schemas.openxmlformats.org/officeDocument/2006/relationships" xmlns:m="http://schemas.openxmlformats.org/officeDocument/2006/math" xmlns:v="urn:schemas-microsoft-com:vml" xmlns:wp14="http://schemas.microsoft.com/office/word/2010/wordprocessingDrawing" xmlns:wp="http://schemas.openxmlformats.org/drawingml/2006/wordprocessingDrawing" xmlns:w10="urn:schemas-microsoft-com:office:word" xmlns:w="http://schemas.openxmlformats.org/wordprocessingml/2006/main" xmlns:w14="http://schemas.microsoft.com/office/word/2010/wordml" xmlns:w15="http://schemas.microsoft.com/office/word/2012/wordml" xmlns:w16cex="http://schemas.microsoft.com/office/word/2018/wordml/cex" xmlns:w16cid="http://schemas.microsoft.com/office/word/2016/wordml/cid" xmlns:w16="http://schemas.microsoft.com/office/word/2018/wordml" xmlns:w16du="http://schemas.microsoft.com/office/word/2023/wordml/word16du" xmlns:w16sdtdh="http://schemas.microsoft.com/office/word/2020/wordml/sdtdatahash" xmlns:w16se="http://schemas.microsoft.com/office/word/2015/wordml/symex" xmlns:wpg="http://schemas.microsoft.com/office/word/2010/wordprocessingGroup" xmlns:wpi="http://schemas.microsoft.com/office/word/2010/wordprocessingInk" xmlns:wne="http://schemas.microsoft.com/office/word/2006/wordml" xmlns:wps="http://schemas.microsoft.com/office/word/2010/wordprocessingShape" mc:Ignorable="w14 w15 w16se w16cid w16 w16cex w16sdtdh w16du wp14">
+<w:document xmlns:wpc="http://schemas.microsoft.com/office/word/2010/wordprocessingCanvas" xmlns:cx="http://schemas.microsoft.com/office/drawing/2014/chartex" xmlns:mc="http://schemas.openxmlformats.org/markup-compatibility/2006" xmlns:o="urn:schemas-microsoft-com:office:office" xmlns:r="http://schemas.openxmlformats.org/officeDocument/2006/relationships" xmlns:m="http://schemas.openxmlformats.org/officeDocument/2006/math" xmlns:v="urn:schemas-microsoft-com:vml" xmlns:wp14="http://schemas.microsoft.com/office/word/2010/wordprocessingDrawing" xmlns:wp="http://schemas.openxmlformats.org/drawingml/2006/wordprocessingDrawing" xmlns:w10="urn:schemas-microsoft-com:office:word" xmlns:w="http://schemas.openxmlformats.org/wordprocessingml/2006/main" xmlns:w14="http://schemas.microsoft.com/office/word/2010/wordml" xmlns:w15="http://schemas.microsoft.com/office/word/2012/wordml" xmlns:w16se="http://schemas.microsoft.com/office/word/2015/wordml/symex" xmlns:wpg="http://schemas.microsoft.com/office/word/2010/wordprocessingGroup" xmlns:wpi="http://schemas.microsoft.com/office/word/2010/wordprocessingInk" xmlns:wne="http://schemas.microsoft.com/office/word/2006/wordml" xmlns:wps="http://schemas.microsoft.com/office/word/2010/wordprocessingShape" mc:Ignorable="w14 w15 w16se wp14">
   <w:body>
     <w:p>
       <w:pPr>
@@ -53,35 +53,379 @@
           <w:szCs w:val="26"/>
         </w:rPr>
       </w:pPr>
-      <w:r>
-        <w:rPr>
-          <w:rFonts w:ascii="Times New Roman" w:hAnsi="Times New Roman" w:cs="Times New Roman"/>
-          <w:color w:val="000000"/>
-          <w:sz w:val="26"/>
-          <w:szCs w:val="26"/>
-          <w:shd w:val="clear" w:color="auto" w:fill="FFFFFF"/>
-        </w:rPr>
-        <w:t xml:space="preserve">Viết </w:t>
-      </w:r>
-      <w:r>
-        <w:rPr>
-          <w:rFonts w:ascii="Times New Roman" w:hAnsi="Times New Roman" w:cs="Times New Roman"/>
-          <w:color w:val="000000"/>
-          <w:sz w:val="26"/>
-          <w:szCs w:val="26"/>
-          <w:shd w:val="clear" w:color="auto" w:fill="FFFFFF"/>
-        </w:rPr>
-        <w:t>chương trình</w:t>
-      </w:r>
-      <w:r>
-        <w:rPr>
-          <w:rFonts w:ascii="Times New Roman" w:hAnsi="Times New Roman" w:cs="Times New Roman"/>
-          <w:color w:val="000000"/>
-          <w:sz w:val="26"/>
-          <w:szCs w:val="26"/>
-          <w:shd w:val="clear" w:color="auto" w:fill="FFFFFF"/>
-        </w:rPr>
-        <w:t xml:space="preserve"> để đếm số ngày từ ngày hiện tại tới ngày sinh nhật kế tiếp.</w:t>
+      <w:proofErr w:type="spellStart"/>
+      <w:r>
+        <w:rPr>
+          <w:rFonts w:ascii="Times New Roman" w:hAnsi="Times New Roman" w:cs="Times New Roman"/>
+          <w:color w:val="000000"/>
+          <w:sz w:val="26"/>
+          <w:szCs w:val="26"/>
+          <w:shd w:val="clear" w:color="auto" w:fill="FFFFFF"/>
+        </w:rPr>
+        <w:t>Viết</w:t>
+      </w:r>
+      <w:proofErr w:type="spellEnd"/>
+      <w:r>
+        <w:rPr>
+          <w:rFonts w:ascii="Times New Roman" w:hAnsi="Times New Roman" w:cs="Times New Roman"/>
+          <w:color w:val="000000"/>
+          <w:sz w:val="26"/>
+          <w:szCs w:val="26"/>
+          <w:shd w:val="clear" w:color="auto" w:fill="FFFFFF"/>
+        </w:rPr>
+        <w:t xml:space="preserve"> </w:t>
+      </w:r>
+      <w:proofErr w:type="spellStart"/>
+      <w:r>
+        <w:rPr>
+          <w:rFonts w:ascii="Times New Roman" w:hAnsi="Times New Roman" w:cs="Times New Roman"/>
+          <w:color w:val="000000"/>
+          <w:sz w:val="26"/>
+          <w:szCs w:val="26"/>
+          <w:shd w:val="clear" w:color="auto" w:fill="FFFFFF"/>
+        </w:rPr>
+        <w:t>chương</w:t>
+      </w:r>
+      <w:proofErr w:type="spellEnd"/>
+      <w:r>
+        <w:rPr>
+          <w:rFonts w:ascii="Times New Roman" w:hAnsi="Times New Roman" w:cs="Times New Roman"/>
+          <w:color w:val="000000"/>
+          <w:sz w:val="26"/>
+          <w:szCs w:val="26"/>
+          <w:shd w:val="clear" w:color="auto" w:fill="FFFFFF"/>
+        </w:rPr>
+        <w:t xml:space="preserve"> </w:t>
+      </w:r>
+      <w:proofErr w:type="spellStart"/>
+      <w:r>
+        <w:rPr>
+          <w:rFonts w:ascii="Times New Roman" w:hAnsi="Times New Roman" w:cs="Times New Roman"/>
+          <w:color w:val="000000"/>
+          <w:sz w:val="26"/>
+          <w:szCs w:val="26"/>
+          <w:shd w:val="clear" w:color="auto" w:fill="FFFFFF"/>
+        </w:rPr>
+        <w:t>trình</w:t>
+      </w:r>
+      <w:proofErr w:type="spellEnd"/>
+      <w:r>
+        <w:rPr>
+          <w:rFonts w:ascii="Times New Roman" w:hAnsi="Times New Roman" w:cs="Times New Roman"/>
+          <w:color w:val="000000"/>
+          <w:sz w:val="26"/>
+          <w:szCs w:val="26"/>
+          <w:shd w:val="clear" w:color="auto" w:fill="FFFFFF"/>
+        </w:rPr>
+        <w:t xml:space="preserve"> </w:t>
+      </w:r>
+      <w:proofErr w:type="spellStart"/>
+      <w:r>
+        <w:rPr>
+          <w:rFonts w:ascii="Times New Roman" w:hAnsi="Times New Roman" w:cs="Times New Roman"/>
+          <w:color w:val="000000"/>
+          <w:sz w:val="26"/>
+          <w:szCs w:val="26"/>
+          <w:shd w:val="clear" w:color="auto" w:fill="FFFFFF"/>
+        </w:rPr>
+        <w:t>để</w:t>
+      </w:r>
+      <w:proofErr w:type="spellEnd"/>
+      <w:r>
+        <w:rPr>
+          <w:rFonts w:ascii="Times New Roman" w:hAnsi="Times New Roman" w:cs="Times New Roman"/>
+          <w:color w:val="000000"/>
+          <w:sz w:val="26"/>
+          <w:szCs w:val="26"/>
+          <w:shd w:val="clear" w:color="auto" w:fill="FFFFFF"/>
+        </w:rPr>
+        <w:t xml:space="preserve"> </w:t>
+      </w:r>
+      <w:proofErr w:type="spellStart"/>
+      <w:r>
+        <w:rPr>
+          <w:rFonts w:ascii="Times New Roman" w:hAnsi="Times New Roman" w:cs="Times New Roman"/>
+          <w:color w:val="000000"/>
+          <w:sz w:val="26"/>
+          <w:szCs w:val="26"/>
+          <w:shd w:val="clear" w:color="auto" w:fill="FFFFFF"/>
+        </w:rPr>
+        <w:t>đếm</w:t>
+      </w:r>
+      <w:proofErr w:type="spellEnd"/>
+      <w:r>
+        <w:rPr>
+          <w:rFonts w:ascii="Times New Roman" w:hAnsi="Times New Roman" w:cs="Times New Roman"/>
+          <w:color w:val="000000"/>
+          <w:sz w:val="26"/>
+          <w:szCs w:val="26"/>
+          <w:shd w:val="clear" w:color="auto" w:fill="FFFFFF"/>
+        </w:rPr>
+        <w:t xml:space="preserve"> </w:t>
+      </w:r>
+      <w:proofErr w:type="spellStart"/>
+      <w:r>
+        <w:rPr>
+          <w:rFonts w:ascii="Times New Roman" w:hAnsi="Times New Roman" w:cs="Times New Roman"/>
+          <w:color w:val="000000"/>
+          <w:sz w:val="26"/>
+          <w:szCs w:val="26"/>
+          <w:shd w:val="clear" w:color="auto" w:fill="FFFFFF"/>
+        </w:rPr>
+        <w:t>số</w:t>
+      </w:r>
+      <w:proofErr w:type="spellEnd"/>
+      <w:r>
+        <w:rPr>
+          <w:rFonts w:ascii="Times New Roman" w:hAnsi="Times New Roman" w:cs="Times New Roman"/>
+          <w:color w:val="000000"/>
+          <w:sz w:val="26"/>
+          <w:szCs w:val="26"/>
+          <w:shd w:val="clear" w:color="auto" w:fill="FFFFFF"/>
+        </w:rPr>
+        <w:t xml:space="preserve"> </w:t>
+      </w:r>
+      <w:proofErr w:type="spellStart"/>
+      <w:r>
+        <w:rPr>
+          <w:rFonts w:ascii="Times New Roman" w:hAnsi="Times New Roman" w:cs="Times New Roman"/>
+          <w:color w:val="000000"/>
+          <w:sz w:val="26"/>
+          <w:szCs w:val="26"/>
+          <w:shd w:val="clear" w:color="auto" w:fill="FFFFFF"/>
+        </w:rPr>
+        <w:t>ngày</w:t>
+      </w:r>
+      <w:proofErr w:type="spellEnd"/>
+      <w:r>
+        <w:rPr>
+          <w:rFonts w:ascii="Times New Roman" w:hAnsi="Times New Roman" w:cs="Times New Roman"/>
+          <w:color w:val="000000"/>
+          <w:sz w:val="26"/>
+          <w:szCs w:val="26"/>
+          <w:shd w:val="clear" w:color="auto" w:fill="FFFFFF"/>
+        </w:rPr>
+        <w:t xml:space="preserve"> </w:t>
+      </w:r>
+      <w:proofErr w:type="spellStart"/>
+      <w:r>
+        <w:rPr>
+          <w:rFonts w:ascii="Times New Roman" w:hAnsi="Times New Roman" w:cs="Times New Roman"/>
+          <w:color w:val="000000"/>
+          <w:sz w:val="26"/>
+          <w:szCs w:val="26"/>
+          <w:shd w:val="clear" w:color="auto" w:fill="FFFFFF"/>
+        </w:rPr>
+        <w:t>từ</w:t>
+      </w:r>
+      <w:proofErr w:type="spellEnd"/>
+      <w:r>
+        <w:rPr>
+          <w:rFonts w:ascii="Times New Roman" w:hAnsi="Times New Roman" w:cs="Times New Roman"/>
+          <w:color w:val="000000"/>
+          <w:sz w:val="26"/>
+          <w:szCs w:val="26"/>
+          <w:shd w:val="clear" w:color="auto" w:fill="FFFFFF"/>
+        </w:rPr>
+        <w:t xml:space="preserve"> </w:t>
+      </w:r>
+      <w:proofErr w:type="spellStart"/>
+      <w:r>
+        <w:rPr>
+          <w:rFonts w:ascii="Times New Roman" w:hAnsi="Times New Roman" w:cs="Times New Roman"/>
+          <w:color w:val="000000"/>
+          <w:sz w:val="26"/>
+          <w:szCs w:val="26"/>
+          <w:shd w:val="clear" w:color="auto" w:fill="FFFFFF"/>
+        </w:rPr>
+        <w:t>ngày</w:t>
+      </w:r>
+      <w:proofErr w:type="spellEnd"/>
+      <w:r>
+        <w:rPr>
+          <w:rFonts w:ascii="Times New Roman" w:hAnsi="Times New Roman" w:cs="Times New Roman"/>
+          <w:color w:val="000000"/>
+          <w:sz w:val="26"/>
+          <w:szCs w:val="26"/>
+          <w:shd w:val="clear" w:color="auto" w:fill="FFFFFF"/>
+        </w:rPr>
+        <w:t xml:space="preserve"> </w:t>
+      </w:r>
+      <w:proofErr w:type="spellStart"/>
+      <w:r>
+        <w:rPr>
+          <w:rFonts w:ascii="Times New Roman" w:hAnsi="Times New Roman" w:cs="Times New Roman"/>
+          <w:color w:val="000000"/>
+          <w:sz w:val="26"/>
+          <w:szCs w:val="26"/>
+          <w:shd w:val="clear" w:color="auto" w:fill="FFFFFF"/>
+        </w:rPr>
+        <w:t>hiện</w:t>
+      </w:r>
+      <w:proofErr w:type="spellEnd"/>
+      <w:r>
+        <w:rPr>
+          <w:rFonts w:ascii="Times New Roman" w:hAnsi="Times New Roman" w:cs="Times New Roman"/>
+          <w:color w:val="000000"/>
+          <w:sz w:val="26"/>
+          <w:szCs w:val="26"/>
+          <w:shd w:val="clear" w:color="auto" w:fill="FFFFFF"/>
+        </w:rPr>
+        <w:t xml:space="preserve"> </w:t>
+      </w:r>
+      <w:proofErr w:type="spellStart"/>
+      <w:r>
+        <w:rPr>
+          <w:rFonts w:ascii="Times New Roman" w:hAnsi="Times New Roman" w:cs="Times New Roman"/>
+          <w:color w:val="000000"/>
+          <w:sz w:val="26"/>
+          <w:szCs w:val="26"/>
+          <w:shd w:val="clear" w:color="auto" w:fill="FFFFFF"/>
+        </w:rPr>
+        <w:t>tại</w:t>
+      </w:r>
+      <w:proofErr w:type="spellEnd"/>
+      <w:r>
+        <w:rPr>
+          <w:rFonts w:ascii="Times New Roman" w:hAnsi="Times New Roman" w:cs="Times New Roman"/>
+          <w:color w:val="000000"/>
+          <w:sz w:val="26"/>
+          <w:szCs w:val="26"/>
+          <w:shd w:val="clear" w:color="auto" w:fill="FFFFFF"/>
+        </w:rPr>
+        <w:t xml:space="preserve"> </w:t>
+      </w:r>
+      <w:proofErr w:type="spellStart"/>
+      <w:r>
+        <w:rPr>
+          <w:rFonts w:ascii="Times New Roman" w:hAnsi="Times New Roman" w:cs="Times New Roman"/>
+          <w:color w:val="000000"/>
+          <w:sz w:val="26"/>
+          <w:szCs w:val="26"/>
+          <w:shd w:val="clear" w:color="auto" w:fill="FFFFFF"/>
+        </w:rPr>
+        <w:t>tới</w:t>
+      </w:r>
+      <w:proofErr w:type="spellEnd"/>
+      <w:r>
+        <w:rPr>
+          <w:rFonts w:ascii="Times New Roman" w:hAnsi="Times New Roman" w:cs="Times New Roman"/>
+          <w:color w:val="000000"/>
+          <w:sz w:val="26"/>
+          <w:szCs w:val="26"/>
+          <w:shd w:val="clear" w:color="auto" w:fill="FFFFFF"/>
+        </w:rPr>
+        <w:t xml:space="preserve"> </w:t>
+      </w:r>
+      <w:proofErr w:type="spellStart"/>
+      <w:r>
+        <w:rPr>
+          <w:rFonts w:ascii="Times New Roman" w:hAnsi="Times New Roman" w:cs="Times New Roman"/>
+          <w:color w:val="000000"/>
+          <w:sz w:val="26"/>
+          <w:szCs w:val="26"/>
+          <w:shd w:val="clear" w:color="auto" w:fill="FFFFFF"/>
+        </w:rPr>
+        <w:t>ngày</w:t>
+      </w:r>
+      <w:proofErr w:type="spellEnd"/>
+      <w:r>
+        <w:rPr>
+          <w:rFonts w:ascii="Times New Roman" w:hAnsi="Times New Roman" w:cs="Times New Roman"/>
+          <w:color w:val="000000"/>
+          <w:sz w:val="26"/>
+          <w:szCs w:val="26"/>
+          <w:shd w:val="clear" w:color="auto" w:fill="FFFFFF"/>
+        </w:rPr>
+        <w:t xml:space="preserve"> </w:t>
+      </w:r>
+      <w:proofErr w:type="spellStart"/>
+      <w:r>
+        <w:rPr>
+          <w:rFonts w:ascii="Times New Roman" w:hAnsi="Times New Roman" w:cs="Times New Roman"/>
+          <w:color w:val="000000"/>
+          <w:sz w:val="26"/>
+          <w:szCs w:val="26"/>
+          <w:shd w:val="clear" w:color="auto" w:fill="FFFFFF"/>
+        </w:rPr>
+        <w:t>sinh</w:t>
+      </w:r>
+      <w:proofErr w:type="spellEnd"/>
+      <w:r>
+        <w:rPr>
+          <w:rFonts w:ascii="Times New Roman" w:hAnsi="Times New Roman" w:cs="Times New Roman"/>
+          <w:color w:val="000000"/>
+          <w:sz w:val="26"/>
+          <w:szCs w:val="26"/>
+          <w:shd w:val="clear" w:color="auto" w:fill="FFFFFF"/>
+        </w:rPr>
+        <w:t xml:space="preserve"> </w:t>
+      </w:r>
+      <w:proofErr w:type="spellStart"/>
+      <w:r>
+        <w:rPr>
+          <w:rFonts w:ascii="Times New Roman" w:hAnsi="Times New Roman" w:cs="Times New Roman"/>
+          <w:color w:val="000000"/>
+          <w:sz w:val="26"/>
+          <w:szCs w:val="26"/>
+          <w:shd w:val="clear" w:color="auto" w:fill="FFFFFF"/>
+        </w:rPr>
+        <w:t>nhật</w:t>
+      </w:r>
+      <w:proofErr w:type="spellEnd"/>
+      <w:r>
+        <w:rPr>
+          <w:rFonts w:ascii="Times New Roman" w:hAnsi="Times New Roman" w:cs="Times New Roman"/>
+          <w:color w:val="000000"/>
+          <w:sz w:val="26"/>
+          <w:szCs w:val="26"/>
+          <w:shd w:val="clear" w:color="auto" w:fill="FFFFFF"/>
+        </w:rPr>
+        <w:t xml:space="preserve"> </w:t>
+      </w:r>
+      <w:proofErr w:type="spellStart"/>
+      <w:r>
+        <w:rPr>
+          <w:rFonts w:ascii="Times New Roman" w:hAnsi="Times New Roman" w:cs="Times New Roman"/>
+          <w:color w:val="000000"/>
+          <w:sz w:val="26"/>
+          <w:szCs w:val="26"/>
+          <w:shd w:val="clear" w:color="auto" w:fill="FFFFFF"/>
+        </w:rPr>
+        <w:t>kế</w:t>
+      </w:r>
+      <w:proofErr w:type="spellEnd"/>
+      <w:r>
+        <w:rPr>
+          <w:rFonts w:ascii="Times New Roman" w:hAnsi="Times New Roman" w:cs="Times New Roman"/>
+          <w:color w:val="000000"/>
+          <w:sz w:val="26"/>
+          <w:szCs w:val="26"/>
+          <w:shd w:val="clear" w:color="auto" w:fill="FFFFFF"/>
+        </w:rPr>
+        <w:t xml:space="preserve"> </w:t>
+      </w:r>
+      <w:proofErr w:type="spellStart"/>
+      <w:r>
+        <w:rPr>
+          <w:rFonts w:ascii="Times New Roman" w:hAnsi="Times New Roman" w:cs="Times New Roman"/>
+          <w:color w:val="000000"/>
+          <w:sz w:val="26"/>
+          <w:szCs w:val="26"/>
+          <w:shd w:val="clear" w:color="auto" w:fill="FFFFFF"/>
+        </w:rPr>
+        <w:t>tiếp</w:t>
+      </w:r>
+      <w:proofErr w:type="spellEnd"/>
+      <w:r>
+        <w:rPr>
+          <w:rFonts w:ascii="Times New Roman" w:hAnsi="Times New Roman" w:cs="Times New Roman"/>
+          <w:color w:val="000000"/>
+          <w:sz w:val="26"/>
+          <w:szCs w:val="26"/>
+          <w:shd w:val="clear" w:color="auto" w:fill="FFFFFF"/>
+        </w:rPr>
+        <w:t>.</w:t>
       </w:r>
     </w:p>
     <w:p>
@@ -155,66 +499,524 @@
           <w:szCs w:val="26"/>
         </w:rPr>
       </w:pPr>
-      <w:r>
-        <w:rPr>
-          <w:rFonts w:ascii="Times New Roman" w:hAnsi="Times New Roman" w:cs="Times New Roman"/>
-          <w:color w:val="000000"/>
-          <w:sz w:val="26"/>
-          <w:szCs w:val="26"/>
-          <w:shd w:val="clear" w:color="auto" w:fill="FFFFFF"/>
-        </w:rPr>
-        <w:t xml:space="preserve">Viết </w:t>
-      </w:r>
-      <w:r>
-        <w:rPr>
-          <w:rFonts w:ascii="Times New Roman" w:hAnsi="Times New Roman" w:cs="Times New Roman"/>
-          <w:color w:val="000000"/>
-          <w:sz w:val="26"/>
-          <w:szCs w:val="26"/>
-          <w:shd w:val="clear" w:color="auto" w:fill="FFFFFF"/>
-        </w:rPr>
-        <w:t>chương trình</w:t>
-      </w:r>
-      <w:r>
-        <w:rPr>
-          <w:rFonts w:ascii="Times New Roman" w:hAnsi="Times New Roman" w:cs="Times New Roman"/>
-          <w:color w:val="000000"/>
-          <w:sz w:val="26"/>
-          <w:szCs w:val="26"/>
-          <w:shd w:val="clear" w:color="auto" w:fill="FFFFFF"/>
-        </w:rPr>
-        <w:t xml:space="preserve"> </w:t>
-      </w:r>
-      <w:r>
-        <w:rPr>
-          <w:rFonts w:ascii="Times New Roman" w:hAnsi="Times New Roman" w:cs="Times New Roman"/>
-          <w:color w:val="000000"/>
-          <w:sz w:val="26"/>
-          <w:szCs w:val="26"/>
-          <w:shd w:val="clear" w:color="auto" w:fill="FFFFFF"/>
-        </w:rPr>
-        <w:t>để tính khoảng cách giữa hai ngày bất kì. Kết quả thể hiện dưới dạng như</w:t>
-      </w:r>
-      <w:r>
-        <w:rPr>
-          <w:rFonts w:ascii="Times New Roman" w:hAnsi="Times New Roman" w:cs="Times New Roman"/>
-          <w:color w:val="000000"/>
-          <w:sz w:val="26"/>
-          <w:szCs w:val="26"/>
-          <w:shd w:val="clear" w:color="auto" w:fill="FFFFFF"/>
-        </w:rPr>
-        <w:t>: Cách nhau 12 năm 3 tháng</w:t>
-      </w:r>
-      <w:r>
-        <w:rPr>
-          <w:rFonts w:ascii="Times New Roman" w:hAnsi="Times New Roman" w:cs="Times New Roman"/>
-          <w:color w:val="000000"/>
-          <w:sz w:val="26"/>
-          <w:szCs w:val="26"/>
-          <w:shd w:val="clear" w:color="auto" w:fill="FFFFFF"/>
-        </w:rPr>
-        <w:t xml:space="preserve"> 4 ngày</w:t>
-      </w:r>
+      <w:proofErr w:type="spellStart"/>
+      <w:r>
+        <w:rPr>
+          <w:rFonts w:ascii="Times New Roman" w:hAnsi="Times New Roman" w:cs="Times New Roman"/>
+          <w:color w:val="000000"/>
+          <w:sz w:val="26"/>
+          <w:szCs w:val="26"/>
+          <w:shd w:val="clear" w:color="auto" w:fill="FFFFFF"/>
+        </w:rPr>
+        <w:t>Viết</w:t>
+      </w:r>
+      <w:proofErr w:type="spellEnd"/>
+      <w:r>
+        <w:rPr>
+          <w:rFonts w:ascii="Times New Roman" w:hAnsi="Times New Roman" w:cs="Times New Roman"/>
+          <w:color w:val="000000"/>
+          <w:sz w:val="26"/>
+          <w:szCs w:val="26"/>
+          <w:shd w:val="clear" w:color="auto" w:fill="FFFFFF"/>
+        </w:rPr>
+        <w:t xml:space="preserve"> </w:t>
+      </w:r>
+      <w:proofErr w:type="spellStart"/>
+      <w:r>
+        <w:rPr>
+          <w:rFonts w:ascii="Times New Roman" w:hAnsi="Times New Roman" w:cs="Times New Roman"/>
+          <w:color w:val="000000"/>
+          <w:sz w:val="26"/>
+          <w:szCs w:val="26"/>
+          <w:shd w:val="clear" w:color="auto" w:fill="FFFFFF"/>
+        </w:rPr>
+        <w:t>chương</w:t>
+      </w:r>
+      <w:proofErr w:type="spellEnd"/>
+      <w:r>
+        <w:rPr>
+          <w:rFonts w:ascii="Times New Roman" w:hAnsi="Times New Roman" w:cs="Times New Roman"/>
+          <w:color w:val="000000"/>
+          <w:sz w:val="26"/>
+          <w:szCs w:val="26"/>
+          <w:shd w:val="clear" w:color="auto" w:fill="FFFFFF"/>
+        </w:rPr>
+        <w:t xml:space="preserve"> </w:t>
+      </w:r>
+      <w:proofErr w:type="spellStart"/>
+      <w:r>
+        <w:rPr>
+          <w:rFonts w:ascii="Times New Roman" w:hAnsi="Times New Roman" w:cs="Times New Roman"/>
+          <w:color w:val="000000"/>
+          <w:sz w:val="26"/>
+          <w:szCs w:val="26"/>
+          <w:shd w:val="clear" w:color="auto" w:fill="FFFFFF"/>
+        </w:rPr>
+        <w:t>trình</w:t>
+      </w:r>
+      <w:proofErr w:type="spellEnd"/>
+      <w:r>
+        <w:rPr>
+          <w:rFonts w:ascii="Times New Roman" w:hAnsi="Times New Roman" w:cs="Times New Roman"/>
+          <w:color w:val="000000"/>
+          <w:sz w:val="26"/>
+          <w:szCs w:val="26"/>
+          <w:shd w:val="clear" w:color="auto" w:fill="FFFFFF"/>
+        </w:rPr>
+        <w:t xml:space="preserve"> </w:t>
+      </w:r>
+      <w:proofErr w:type="spellStart"/>
+      <w:r>
+        <w:rPr>
+          <w:rFonts w:ascii="Times New Roman" w:hAnsi="Times New Roman" w:cs="Times New Roman"/>
+          <w:color w:val="000000"/>
+          <w:sz w:val="26"/>
+          <w:szCs w:val="26"/>
+          <w:shd w:val="clear" w:color="auto" w:fill="FFFFFF"/>
+        </w:rPr>
+        <w:t>để</w:t>
+      </w:r>
+      <w:proofErr w:type="spellEnd"/>
+      <w:r>
+        <w:rPr>
+          <w:rFonts w:ascii="Times New Roman" w:hAnsi="Times New Roman" w:cs="Times New Roman"/>
+          <w:color w:val="000000"/>
+          <w:sz w:val="26"/>
+          <w:szCs w:val="26"/>
+          <w:shd w:val="clear" w:color="auto" w:fill="FFFFFF"/>
+        </w:rPr>
+        <w:t xml:space="preserve"> </w:t>
+      </w:r>
+      <w:proofErr w:type="spellStart"/>
+      <w:r>
+        <w:rPr>
+          <w:rFonts w:ascii="Times New Roman" w:hAnsi="Times New Roman" w:cs="Times New Roman"/>
+          <w:color w:val="000000"/>
+          <w:sz w:val="26"/>
+          <w:szCs w:val="26"/>
+          <w:shd w:val="clear" w:color="auto" w:fill="FFFFFF"/>
+        </w:rPr>
+        <w:t>tính</w:t>
+      </w:r>
+      <w:proofErr w:type="spellEnd"/>
+      <w:r>
+        <w:rPr>
+          <w:rFonts w:ascii="Times New Roman" w:hAnsi="Times New Roman" w:cs="Times New Roman"/>
+          <w:color w:val="000000"/>
+          <w:sz w:val="26"/>
+          <w:szCs w:val="26"/>
+          <w:shd w:val="clear" w:color="auto" w:fill="FFFFFF"/>
+        </w:rPr>
+        <w:t xml:space="preserve"> </w:t>
+      </w:r>
+      <w:proofErr w:type="spellStart"/>
+      <w:r>
+        <w:rPr>
+          <w:rFonts w:ascii="Times New Roman" w:hAnsi="Times New Roman" w:cs="Times New Roman"/>
+          <w:color w:val="000000"/>
+          <w:sz w:val="26"/>
+          <w:szCs w:val="26"/>
+          <w:shd w:val="clear" w:color="auto" w:fill="FFFFFF"/>
+        </w:rPr>
+        <w:t>khoảng</w:t>
+      </w:r>
+      <w:proofErr w:type="spellEnd"/>
+      <w:r>
+        <w:rPr>
+          <w:rFonts w:ascii="Times New Roman" w:hAnsi="Times New Roman" w:cs="Times New Roman"/>
+          <w:color w:val="000000"/>
+          <w:sz w:val="26"/>
+          <w:szCs w:val="26"/>
+          <w:shd w:val="clear" w:color="auto" w:fill="FFFFFF"/>
+        </w:rPr>
+        <w:t xml:space="preserve"> </w:t>
+      </w:r>
+      <w:proofErr w:type="spellStart"/>
+      <w:r>
+        <w:rPr>
+          <w:rFonts w:ascii="Times New Roman" w:hAnsi="Times New Roman" w:cs="Times New Roman"/>
+          <w:color w:val="000000"/>
+          <w:sz w:val="26"/>
+          <w:szCs w:val="26"/>
+          <w:shd w:val="clear" w:color="auto" w:fill="FFFFFF"/>
+        </w:rPr>
+        <w:t>cách</w:t>
+      </w:r>
+      <w:proofErr w:type="spellEnd"/>
+      <w:r>
+        <w:rPr>
+          <w:rFonts w:ascii="Times New Roman" w:hAnsi="Times New Roman" w:cs="Times New Roman"/>
+          <w:color w:val="000000"/>
+          <w:sz w:val="26"/>
+          <w:szCs w:val="26"/>
+          <w:shd w:val="clear" w:color="auto" w:fill="FFFFFF"/>
+        </w:rPr>
+        <w:t xml:space="preserve"> </w:t>
+      </w:r>
+      <w:proofErr w:type="spellStart"/>
+      <w:r>
+        <w:rPr>
+          <w:rFonts w:ascii="Times New Roman" w:hAnsi="Times New Roman" w:cs="Times New Roman"/>
+          <w:color w:val="000000"/>
+          <w:sz w:val="26"/>
+          <w:szCs w:val="26"/>
+          <w:shd w:val="clear" w:color="auto" w:fill="FFFFFF"/>
+        </w:rPr>
+        <w:t>giữa</w:t>
+      </w:r>
+      <w:proofErr w:type="spellEnd"/>
+      <w:r>
+        <w:rPr>
+          <w:rFonts w:ascii="Times New Roman" w:hAnsi="Times New Roman" w:cs="Times New Roman"/>
+          <w:color w:val="000000"/>
+          <w:sz w:val="26"/>
+          <w:szCs w:val="26"/>
+          <w:shd w:val="clear" w:color="auto" w:fill="FFFFFF"/>
+        </w:rPr>
+        <w:t xml:space="preserve"> </w:t>
+      </w:r>
+      <w:proofErr w:type="spellStart"/>
+      <w:r>
+        <w:rPr>
+          <w:rFonts w:ascii="Times New Roman" w:hAnsi="Times New Roman" w:cs="Times New Roman"/>
+          <w:color w:val="000000"/>
+          <w:sz w:val="26"/>
+          <w:szCs w:val="26"/>
+          <w:shd w:val="clear" w:color="auto" w:fill="FFFFFF"/>
+        </w:rPr>
+        <w:t>hai</w:t>
+      </w:r>
+      <w:proofErr w:type="spellEnd"/>
+      <w:r>
+        <w:rPr>
+          <w:rFonts w:ascii="Times New Roman" w:hAnsi="Times New Roman" w:cs="Times New Roman"/>
+          <w:color w:val="000000"/>
+          <w:sz w:val="26"/>
+          <w:szCs w:val="26"/>
+          <w:shd w:val="clear" w:color="auto" w:fill="FFFFFF"/>
+        </w:rPr>
+        <w:t xml:space="preserve"> </w:t>
+      </w:r>
+      <w:proofErr w:type="spellStart"/>
+      <w:r>
+        <w:rPr>
+          <w:rFonts w:ascii="Times New Roman" w:hAnsi="Times New Roman" w:cs="Times New Roman"/>
+          <w:color w:val="000000"/>
+          <w:sz w:val="26"/>
+          <w:szCs w:val="26"/>
+          <w:shd w:val="clear" w:color="auto" w:fill="FFFFFF"/>
+        </w:rPr>
+        <w:t>ngày</w:t>
+      </w:r>
+      <w:proofErr w:type="spellEnd"/>
+      <w:r>
+        <w:rPr>
+          <w:rFonts w:ascii="Times New Roman" w:hAnsi="Times New Roman" w:cs="Times New Roman"/>
+          <w:color w:val="000000"/>
+          <w:sz w:val="26"/>
+          <w:szCs w:val="26"/>
+          <w:shd w:val="clear" w:color="auto" w:fill="FFFFFF"/>
+        </w:rPr>
+        <w:t xml:space="preserve"> </w:t>
+      </w:r>
+      <w:proofErr w:type="spellStart"/>
+      <w:r>
+        <w:rPr>
+          <w:rFonts w:ascii="Times New Roman" w:hAnsi="Times New Roman" w:cs="Times New Roman"/>
+          <w:color w:val="000000"/>
+          <w:sz w:val="26"/>
+          <w:szCs w:val="26"/>
+          <w:shd w:val="clear" w:color="auto" w:fill="FFFFFF"/>
+        </w:rPr>
+        <w:t>bất</w:t>
+      </w:r>
+      <w:proofErr w:type="spellEnd"/>
+      <w:r>
+        <w:rPr>
+          <w:rFonts w:ascii="Times New Roman" w:hAnsi="Times New Roman" w:cs="Times New Roman"/>
+          <w:color w:val="000000"/>
+          <w:sz w:val="26"/>
+          <w:szCs w:val="26"/>
+          <w:shd w:val="clear" w:color="auto" w:fill="FFFFFF"/>
+        </w:rPr>
+        <w:t xml:space="preserve"> </w:t>
+      </w:r>
+      <w:proofErr w:type="spellStart"/>
+      <w:r>
+        <w:rPr>
+          <w:rFonts w:ascii="Times New Roman" w:hAnsi="Times New Roman" w:cs="Times New Roman"/>
+          <w:color w:val="000000"/>
+          <w:sz w:val="26"/>
+          <w:szCs w:val="26"/>
+          <w:shd w:val="clear" w:color="auto" w:fill="FFFFFF"/>
+        </w:rPr>
+        <w:t>kì</w:t>
+      </w:r>
+      <w:proofErr w:type="spellEnd"/>
+      <w:r>
+        <w:rPr>
+          <w:rFonts w:ascii="Times New Roman" w:hAnsi="Times New Roman" w:cs="Times New Roman"/>
+          <w:color w:val="000000"/>
+          <w:sz w:val="26"/>
+          <w:szCs w:val="26"/>
+          <w:shd w:val="clear" w:color="auto" w:fill="FFFFFF"/>
+        </w:rPr>
+        <w:t xml:space="preserve">. </w:t>
+      </w:r>
+      <w:proofErr w:type="spellStart"/>
+      <w:r>
+        <w:rPr>
+          <w:rFonts w:ascii="Times New Roman" w:hAnsi="Times New Roman" w:cs="Times New Roman"/>
+          <w:color w:val="000000"/>
+          <w:sz w:val="26"/>
+          <w:szCs w:val="26"/>
+          <w:shd w:val="clear" w:color="auto" w:fill="FFFFFF"/>
+        </w:rPr>
+        <w:t>Kết</w:t>
+      </w:r>
+      <w:proofErr w:type="spellEnd"/>
+      <w:r>
+        <w:rPr>
+          <w:rFonts w:ascii="Times New Roman" w:hAnsi="Times New Roman" w:cs="Times New Roman"/>
+          <w:color w:val="000000"/>
+          <w:sz w:val="26"/>
+          <w:szCs w:val="26"/>
+          <w:shd w:val="clear" w:color="auto" w:fill="FFFFFF"/>
+        </w:rPr>
+        <w:t xml:space="preserve"> </w:t>
+      </w:r>
+      <w:proofErr w:type="spellStart"/>
+      <w:r>
+        <w:rPr>
+          <w:rFonts w:ascii="Times New Roman" w:hAnsi="Times New Roman" w:cs="Times New Roman"/>
+          <w:color w:val="000000"/>
+          <w:sz w:val="26"/>
+          <w:szCs w:val="26"/>
+          <w:shd w:val="clear" w:color="auto" w:fill="FFFFFF"/>
+        </w:rPr>
+        <w:t>quả</w:t>
+      </w:r>
+      <w:proofErr w:type="spellEnd"/>
+      <w:r>
+        <w:rPr>
+          <w:rFonts w:ascii="Times New Roman" w:hAnsi="Times New Roman" w:cs="Times New Roman"/>
+          <w:color w:val="000000"/>
+          <w:sz w:val="26"/>
+          <w:szCs w:val="26"/>
+          <w:shd w:val="clear" w:color="auto" w:fill="FFFFFF"/>
+        </w:rPr>
+        <w:t xml:space="preserve"> </w:t>
+      </w:r>
+      <w:proofErr w:type="spellStart"/>
+      <w:r>
+        <w:rPr>
+          <w:rFonts w:ascii="Times New Roman" w:hAnsi="Times New Roman" w:cs="Times New Roman"/>
+          <w:color w:val="000000"/>
+          <w:sz w:val="26"/>
+          <w:szCs w:val="26"/>
+          <w:shd w:val="clear" w:color="auto" w:fill="FFFFFF"/>
+        </w:rPr>
+        <w:t>thể</w:t>
+      </w:r>
+      <w:proofErr w:type="spellEnd"/>
+      <w:r>
+        <w:rPr>
+          <w:rFonts w:ascii="Times New Roman" w:hAnsi="Times New Roman" w:cs="Times New Roman"/>
+          <w:color w:val="000000"/>
+          <w:sz w:val="26"/>
+          <w:szCs w:val="26"/>
+          <w:shd w:val="clear" w:color="auto" w:fill="FFFFFF"/>
+        </w:rPr>
+        <w:t xml:space="preserve"> </w:t>
+      </w:r>
+      <w:proofErr w:type="spellStart"/>
+      <w:r>
+        <w:rPr>
+          <w:rFonts w:ascii="Times New Roman" w:hAnsi="Times New Roman" w:cs="Times New Roman"/>
+          <w:color w:val="000000"/>
+          <w:sz w:val="26"/>
+          <w:szCs w:val="26"/>
+          <w:shd w:val="clear" w:color="auto" w:fill="FFFFFF"/>
+        </w:rPr>
+        <w:t>hiện</w:t>
+      </w:r>
+      <w:proofErr w:type="spellEnd"/>
+      <w:r>
+        <w:rPr>
+          <w:rFonts w:ascii="Times New Roman" w:hAnsi="Times New Roman" w:cs="Times New Roman"/>
+          <w:color w:val="000000"/>
+          <w:sz w:val="26"/>
+          <w:szCs w:val="26"/>
+          <w:shd w:val="clear" w:color="auto" w:fill="FFFFFF"/>
+        </w:rPr>
+        <w:t xml:space="preserve"> </w:t>
+      </w:r>
+      <w:proofErr w:type="spellStart"/>
+      <w:r>
+        <w:rPr>
+          <w:rFonts w:ascii="Times New Roman" w:hAnsi="Times New Roman" w:cs="Times New Roman"/>
+          <w:color w:val="000000"/>
+          <w:sz w:val="26"/>
+          <w:szCs w:val="26"/>
+          <w:shd w:val="clear" w:color="auto" w:fill="FFFFFF"/>
+        </w:rPr>
+        <w:t>dưới</w:t>
+      </w:r>
+      <w:proofErr w:type="spellEnd"/>
+      <w:r>
+        <w:rPr>
+          <w:rFonts w:ascii="Times New Roman" w:hAnsi="Times New Roman" w:cs="Times New Roman"/>
+          <w:color w:val="000000"/>
+          <w:sz w:val="26"/>
+          <w:szCs w:val="26"/>
+          <w:shd w:val="clear" w:color="auto" w:fill="FFFFFF"/>
+        </w:rPr>
+        <w:t xml:space="preserve"> </w:t>
+      </w:r>
+      <w:proofErr w:type="spellStart"/>
+      <w:r>
+        <w:rPr>
+          <w:rFonts w:ascii="Times New Roman" w:hAnsi="Times New Roman" w:cs="Times New Roman"/>
+          <w:color w:val="000000"/>
+          <w:sz w:val="26"/>
+          <w:szCs w:val="26"/>
+          <w:shd w:val="clear" w:color="auto" w:fill="FFFFFF"/>
+        </w:rPr>
+        <w:t>dạng</w:t>
+      </w:r>
+      <w:proofErr w:type="spellEnd"/>
+      <w:r>
+        <w:rPr>
+          <w:rFonts w:ascii="Times New Roman" w:hAnsi="Times New Roman" w:cs="Times New Roman"/>
+          <w:color w:val="000000"/>
+          <w:sz w:val="26"/>
+          <w:szCs w:val="26"/>
+          <w:shd w:val="clear" w:color="auto" w:fill="FFFFFF"/>
+        </w:rPr>
+        <w:t xml:space="preserve"> </w:t>
+      </w:r>
+      <w:proofErr w:type="spellStart"/>
+      <w:r>
+        <w:rPr>
+          <w:rFonts w:ascii="Times New Roman" w:hAnsi="Times New Roman" w:cs="Times New Roman"/>
+          <w:color w:val="000000"/>
+          <w:sz w:val="26"/>
+          <w:szCs w:val="26"/>
+          <w:shd w:val="clear" w:color="auto" w:fill="FFFFFF"/>
+        </w:rPr>
+        <w:t>như</w:t>
+      </w:r>
+      <w:proofErr w:type="spellEnd"/>
+      <w:r>
+        <w:rPr>
+          <w:rFonts w:ascii="Times New Roman" w:hAnsi="Times New Roman" w:cs="Times New Roman"/>
+          <w:color w:val="000000"/>
+          <w:sz w:val="26"/>
+          <w:szCs w:val="26"/>
+          <w:shd w:val="clear" w:color="auto" w:fill="FFFFFF"/>
+        </w:rPr>
+        <w:t xml:space="preserve">: </w:t>
+      </w:r>
+      <w:proofErr w:type="spellStart"/>
+      <w:r>
+        <w:rPr>
+          <w:rFonts w:ascii="Times New Roman" w:hAnsi="Times New Roman" w:cs="Times New Roman"/>
+          <w:color w:val="000000"/>
+          <w:sz w:val="26"/>
+          <w:szCs w:val="26"/>
+          <w:shd w:val="clear" w:color="auto" w:fill="FFFFFF"/>
+        </w:rPr>
+        <w:t>Cách</w:t>
+      </w:r>
+      <w:proofErr w:type="spellEnd"/>
+      <w:r>
+        <w:rPr>
+          <w:rFonts w:ascii="Times New Roman" w:hAnsi="Times New Roman" w:cs="Times New Roman"/>
+          <w:color w:val="000000"/>
+          <w:sz w:val="26"/>
+          <w:szCs w:val="26"/>
+          <w:shd w:val="clear" w:color="auto" w:fill="FFFFFF"/>
+        </w:rPr>
+        <w:t xml:space="preserve"> </w:t>
+      </w:r>
+      <w:proofErr w:type="spellStart"/>
+      <w:r>
+        <w:rPr>
+          <w:rFonts w:ascii="Times New Roman" w:hAnsi="Times New Roman" w:cs="Times New Roman"/>
+          <w:color w:val="000000"/>
+          <w:sz w:val="26"/>
+          <w:szCs w:val="26"/>
+          <w:shd w:val="clear" w:color="auto" w:fill="FFFFFF"/>
+        </w:rPr>
+        <w:t>nhau</w:t>
+      </w:r>
+      <w:proofErr w:type="spellEnd"/>
+      <w:r>
+        <w:rPr>
+          <w:rFonts w:ascii="Times New Roman" w:hAnsi="Times New Roman" w:cs="Times New Roman"/>
+          <w:color w:val="000000"/>
+          <w:sz w:val="26"/>
+          <w:szCs w:val="26"/>
+          <w:shd w:val="clear" w:color="auto" w:fill="FFFFFF"/>
+        </w:rPr>
+        <w:t xml:space="preserve"> 12 </w:t>
+      </w:r>
+      <w:proofErr w:type="spellStart"/>
+      <w:r>
+        <w:rPr>
+          <w:rFonts w:ascii="Times New Roman" w:hAnsi="Times New Roman" w:cs="Times New Roman"/>
+          <w:color w:val="000000"/>
+          <w:sz w:val="26"/>
+          <w:szCs w:val="26"/>
+          <w:shd w:val="clear" w:color="auto" w:fill="FFFFFF"/>
+        </w:rPr>
+        <w:t>năm</w:t>
+      </w:r>
+      <w:proofErr w:type="spellEnd"/>
+      <w:r>
+        <w:rPr>
+          <w:rFonts w:ascii="Times New Roman" w:hAnsi="Times New Roman" w:cs="Times New Roman"/>
+          <w:color w:val="000000"/>
+          <w:sz w:val="26"/>
+          <w:szCs w:val="26"/>
+          <w:shd w:val="clear" w:color="auto" w:fill="FFFFFF"/>
+        </w:rPr>
+        <w:t xml:space="preserve"> 3 </w:t>
+      </w:r>
+      <w:proofErr w:type="spellStart"/>
+      <w:r>
+        <w:rPr>
+          <w:rFonts w:ascii="Times New Roman" w:hAnsi="Times New Roman" w:cs="Times New Roman"/>
+          <w:color w:val="000000"/>
+          <w:sz w:val="26"/>
+          <w:szCs w:val="26"/>
+          <w:shd w:val="clear" w:color="auto" w:fill="FFFFFF"/>
+        </w:rPr>
+        <w:t>tháng</w:t>
+      </w:r>
+      <w:proofErr w:type="spellEnd"/>
+      <w:r>
+        <w:rPr>
+          <w:rFonts w:ascii="Times New Roman" w:hAnsi="Times New Roman" w:cs="Times New Roman"/>
+          <w:color w:val="000000"/>
+          <w:sz w:val="26"/>
+          <w:szCs w:val="26"/>
+          <w:shd w:val="clear" w:color="auto" w:fill="FFFFFF"/>
+        </w:rPr>
+        <w:t xml:space="preserve"> 4 </w:t>
+      </w:r>
+      <w:proofErr w:type="spellStart"/>
+      <w:r>
+        <w:rPr>
+          <w:rFonts w:ascii="Times New Roman" w:hAnsi="Times New Roman" w:cs="Times New Roman"/>
+          <w:color w:val="000000"/>
+          <w:sz w:val="26"/>
+          <w:szCs w:val="26"/>
+          <w:shd w:val="clear" w:color="auto" w:fill="FFFFFF"/>
+        </w:rPr>
+        <w:t>ngày</w:t>
+      </w:r>
+      <w:proofErr w:type="spellEnd"/>
     </w:p>
     <w:p>
       <w:pPr>
@@ -287,45 +1089,291 @@
           <w:szCs w:val="26"/>
         </w:rPr>
       </w:pPr>
-      <w:r>
-        <w:rPr>
-          <w:rFonts w:ascii="Times New Roman" w:hAnsi="Times New Roman" w:cs="Times New Roman"/>
-          <w:color w:val="000000"/>
-          <w:sz w:val="26"/>
-          <w:szCs w:val="26"/>
-          <w:shd w:val="clear" w:color="auto" w:fill="FFFFFF"/>
-        </w:rPr>
-        <w:t xml:space="preserve">Viết </w:t>
-      </w:r>
-      <w:r>
-        <w:rPr>
-          <w:rFonts w:ascii="Times New Roman" w:hAnsi="Times New Roman" w:cs="Times New Roman"/>
-          <w:color w:val="000000"/>
-          <w:sz w:val="26"/>
-          <w:szCs w:val="26"/>
-          <w:shd w:val="clear" w:color="auto" w:fill="FFFFFF"/>
-        </w:rPr>
-        <w:t>chương trình</w:t>
-      </w:r>
-      <w:r>
-        <w:rPr>
-          <w:rFonts w:ascii="Times New Roman" w:hAnsi="Times New Roman" w:cs="Times New Roman"/>
-          <w:color w:val="000000"/>
-          <w:sz w:val="26"/>
-          <w:szCs w:val="26"/>
-          <w:shd w:val="clear" w:color="auto" w:fill="FFFFFF"/>
-        </w:rPr>
-        <w:t xml:space="preserve"> </w:t>
-      </w:r>
-      <w:r>
-        <w:rPr>
-          <w:rFonts w:ascii="Times New Roman" w:hAnsi="Times New Roman" w:cs="Times New Roman"/>
-          <w:color w:val="000000"/>
-          <w:sz w:val="26"/>
-          <w:szCs w:val="26"/>
-          <w:shd w:val="clear" w:color="auto" w:fill="FFFFFF"/>
-        </w:rPr>
-        <w:t>chuyển tên tháng dạng số thành tên tháng dạng chữ.</w:t>
+      <w:proofErr w:type="spellStart"/>
+      <w:r>
+        <w:rPr>
+          <w:rFonts w:ascii="Times New Roman" w:hAnsi="Times New Roman" w:cs="Times New Roman"/>
+          <w:color w:val="000000"/>
+          <w:sz w:val="26"/>
+          <w:szCs w:val="26"/>
+          <w:shd w:val="clear" w:color="auto" w:fill="FFFFFF"/>
+        </w:rPr>
+        <w:t>Viết</w:t>
+      </w:r>
+      <w:proofErr w:type="spellEnd"/>
+      <w:r>
+        <w:rPr>
+          <w:rFonts w:ascii="Times New Roman" w:hAnsi="Times New Roman" w:cs="Times New Roman"/>
+          <w:color w:val="000000"/>
+          <w:sz w:val="26"/>
+          <w:szCs w:val="26"/>
+          <w:shd w:val="clear" w:color="auto" w:fill="FFFFFF"/>
+        </w:rPr>
+        <w:t xml:space="preserve"> </w:t>
+      </w:r>
+      <w:proofErr w:type="spellStart"/>
+      <w:r>
+        <w:rPr>
+          <w:rFonts w:ascii="Times New Roman" w:hAnsi="Times New Roman" w:cs="Times New Roman"/>
+          <w:color w:val="000000"/>
+          <w:sz w:val="26"/>
+          <w:szCs w:val="26"/>
+          <w:shd w:val="clear" w:color="auto" w:fill="FFFFFF"/>
+        </w:rPr>
+        <w:t>chương</w:t>
+      </w:r>
+      <w:proofErr w:type="spellEnd"/>
+      <w:r>
+        <w:rPr>
+          <w:rFonts w:ascii="Times New Roman" w:hAnsi="Times New Roman" w:cs="Times New Roman"/>
+          <w:color w:val="000000"/>
+          <w:sz w:val="26"/>
+          <w:szCs w:val="26"/>
+          <w:shd w:val="clear" w:color="auto" w:fill="FFFFFF"/>
+        </w:rPr>
+        <w:t xml:space="preserve"> </w:t>
+      </w:r>
+      <w:proofErr w:type="spellStart"/>
+      <w:r>
+        <w:rPr>
+          <w:rFonts w:ascii="Times New Roman" w:hAnsi="Times New Roman" w:cs="Times New Roman"/>
+          <w:color w:val="000000"/>
+          <w:sz w:val="26"/>
+          <w:szCs w:val="26"/>
+          <w:shd w:val="clear" w:color="auto" w:fill="FFFFFF"/>
+        </w:rPr>
+        <w:t>trình</w:t>
+      </w:r>
+      <w:proofErr w:type="spellEnd"/>
+      <w:r>
+        <w:rPr>
+          <w:rFonts w:ascii="Times New Roman" w:hAnsi="Times New Roman" w:cs="Times New Roman"/>
+          <w:color w:val="000000"/>
+          <w:sz w:val="26"/>
+          <w:szCs w:val="26"/>
+          <w:shd w:val="clear" w:color="auto" w:fill="FFFFFF"/>
+        </w:rPr>
+        <w:t xml:space="preserve"> </w:t>
+      </w:r>
+      <w:proofErr w:type="spellStart"/>
+      <w:r>
+        <w:rPr>
+          <w:rFonts w:ascii="Times New Roman" w:hAnsi="Times New Roman" w:cs="Times New Roman"/>
+          <w:color w:val="000000"/>
+          <w:sz w:val="26"/>
+          <w:szCs w:val="26"/>
+          <w:shd w:val="clear" w:color="auto" w:fill="FFFFFF"/>
+        </w:rPr>
+        <w:t>chuyển</w:t>
+      </w:r>
+      <w:proofErr w:type="spellEnd"/>
+      <w:r>
+        <w:rPr>
+          <w:rFonts w:ascii="Times New Roman" w:hAnsi="Times New Roman" w:cs="Times New Roman"/>
+          <w:color w:val="000000"/>
+          <w:sz w:val="26"/>
+          <w:szCs w:val="26"/>
+          <w:shd w:val="clear" w:color="auto" w:fill="FFFFFF"/>
+        </w:rPr>
+        <w:t xml:space="preserve"> </w:t>
+      </w:r>
+      <w:proofErr w:type="spellStart"/>
+      <w:r>
+        <w:rPr>
+          <w:rFonts w:ascii="Times New Roman" w:hAnsi="Times New Roman" w:cs="Times New Roman"/>
+          <w:color w:val="000000"/>
+          <w:sz w:val="26"/>
+          <w:szCs w:val="26"/>
+          <w:shd w:val="clear" w:color="auto" w:fill="FFFFFF"/>
+        </w:rPr>
+        <w:t>tên</w:t>
+      </w:r>
+      <w:proofErr w:type="spellEnd"/>
+      <w:r>
+        <w:rPr>
+          <w:rFonts w:ascii="Times New Roman" w:hAnsi="Times New Roman" w:cs="Times New Roman"/>
+          <w:color w:val="000000"/>
+          <w:sz w:val="26"/>
+          <w:szCs w:val="26"/>
+          <w:shd w:val="clear" w:color="auto" w:fill="FFFFFF"/>
+        </w:rPr>
+        <w:t xml:space="preserve"> </w:t>
+      </w:r>
+      <w:proofErr w:type="spellStart"/>
+      <w:r>
+        <w:rPr>
+          <w:rFonts w:ascii="Times New Roman" w:hAnsi="Times New Roman" w:cs="Times New Roman"/>
+          <w:color w:val="000000"/>
+          <w:sz w:val="26"/>
+          <w:szCs w:val="26"/>
+          <w:shd w:val="clear" w:color="auto" w:fill="FFFFFF"/>
+        </w:rPr>
+        <w:t>tháng</w:t>
+      </w:r>
+      <w:proofErr w:type="spellEnd"/>
+      <w:r>
+        <w:rPr>
+          <w:rFonts w:ascii="Times New Roman" w:hAnsi="Times New Roman" w:cs="Times New Roman"/>
+          <w:color w:val="000000"/>
+          <w:sz w:val="26"/>
+          <w:szCs w:val="26"/>
+          <w:shd w:val="clear" w:color="auto" w:fill="FFFFFF"/>
+        </w:rPr>
+        <w:t xml:space="preserve"> </w:t>
+      </w:r>
+      <w:proofErr w:type="spellStart"/>
+      <w:r>
+        <w:rPr>
+          <w:rFonts w:ascii="Times New Roman" w:hAnsi="Times New Roman" w:cs="Times New Roman"/>
+          <w:color w:val="000000"/>
+          <w:sz w:val="26"/>
+          <w:szCs w:val="26"/>
+          <w:shd w:val="clear" w:color="auto" w:fill="FFFFFF"/>
+        </w:rPr>
+        <w:t>dạng</w:t>
+      </w:r>
+      <w:proofErr w:type="spellEnd"/>
+      <w:r>
+        <w:rPr>
+          <w:rFonts w:ascii="Times New Roman" w:hAnsi="Times New Roman" w:cs="Times New Roman"/>
+          <w:color w:val="000000"/>
+          <w:sz w:val="26"/>
+          <w:szCs w:val="26"/>
+          <w:shd w:val="clear" w:color="auto" w:fill="FFFFFF"/>
+        </w:rPr>
+        <w:t xml:space="preserve"> </w:t>
+      </w:r>
+      <w:proofErr w:type="spellStart"/>
+      <w:r>
+        <w:rPr>
+          <w:rFonts w:ascii="Times New Roman" w:hAnsi="Times New Roman" w:cs="Times New Roman"/>
+          <w:color w:val="000000"/>
+          <w:sz w:val="26"/>
+          <w:szCs w:val="26"/>
+          <w:shd w:val="clear" w:color="auto" w:fill="FFFFFF"/>
+        </w:rPr>
+        <w:t>số</w:t>
+      </w:r>
+      <w:proofErr w:type="spellEnd"/>
+      <w:r>
+        <w:rPr>
+          <w:rFonts w:ascii="Times New Roman" w:hAnsi="Times New Roman" w:cs="Times New Roman"/>
+          <w:color w:val="000000"/>
+          <w:sz w:val="26"/>
+          <w:szCs w:val="26"/>
+          <w:shd w:val="clear" w:color="auto" w:fill="FFFFFF"/>
+        </w:rPr>
+        <w:t xml:space="preserve"> </w:t>
+      </w:r>
+      <w:proofErr w:type="spellStart"/>
+      <w:r>
+        <w:rPr>
+          <w:rFonts w:ascii="Times New Roman" w:hAnsi="Times New Roman" w:cs="Times New Roman"/>
+          <w:color w:val="000000"/>
+          <w:sz w:val="26"/>
+          <w:szCs w:val="26"/>
+          <w:shd w:val="clear" w:color="auto" w:fill="FFFFFF"/>
+        </w:rPr>
+        <w:t>thành</w:t>
+      </w:r>
+      <w:proofErr w:type="spellEnd"/>
+      <w:r>
+        <w:rPr>
+          <w:rFonts w:ascii="Times New Roman" w:hAnsi="Times New Roman" w:cs="Times New Roman"/>
+          <w:color w:val="000000"/>
+          <w:sz w:val="26"/>
+          <w:szCs w:val="26"/>
+          <w:shd w:val="clear" w:color="auto" w:fill="FFFFFF"/>
+        </w:rPr>
+        <w:t xml:space="preserve"> </w:t>
+      </w:r>
+      <w:proofErr w:type="spellStart"/>
+      <w:r>
+        <w:rPr>
+          <w:rFonts w:ascii="Times New Roman" w:hAnsi="Times New Roman" w:cs="Times New Roman"/>
+          <w:color w:val="000000"/>
+          <w:sz w:val="26"/>
+          <w:szCs w:val="26"/>
+          <w:shd w:val="clear" w:color="auto" w:fill="FFFFFF"/>
+        </w:rPr>
+        <w:t>tên</w:t>
+      </w:r>
+      <w:proofErr w:type="spellEnd"/>
+      <w:r>
+        <w:rPr>
+          <w:rFonts w:ascii="Times New Roman" w:hAnsi="Times New Roman" w:cs="Times New Roman"/>
+          <w:color w:val="000000"/>
+          <w:sz w:val="26"/>
+          <w:szCs w:val="26"/>
+          <w:shd w:val="clear" w:color="auto" w:fill="FFFFFF"/>
+        </w:rPr>
+        <w:t xml:space="preserve"> </w:t>
+      </w:r>
+      <w:proofErr w:type="spellStart"/>
+      <w:r>
+        <w:rPr>
+          <w:rFonts w:ascii="Times New Roman" w:hAnsi="Times New Roman" w:cs="Times New Roman"/>
+          <w:color w:val="000000"/>
+          <w:sz w:val="26"/>
+          <w:szCs w:val="26"/>
+          <w:shd w:val="clear" w:color="auto" w:fill="FFFFFF"/>
+        </w:rPr>
+        <w:t>tháng</w:t>
+      </w:r>
+      <w:proofErr w:type="spellEnd"/>
+      <w:r>
+        <w:rPr>
+          <w:rFonts w:ascii="Times New Roman" w:hAnsi="Times New Roman" w:cs="Times New Roman"/>
+          <w:color w:val="000000"/>
+          <w:sz w:val="26"/>
+          <w:szCs w:val="26"/>
+          <w:shd w:val="clear" w:color="auto" w:fill="FFFFFF"/>
+        </w:rPr>
+        <w:t xml:space="preserve"> </w:t>
+      </w:r>
+      <w:proofErr w:type="spellStart"/>
+      <w:r>
+        <w:rPr>
+          <w:rFonts w:ascii="Times New Roman" w:hAnsi="Times New Roman" w:cs="Times New Roman"/>
+          <w:color w:val="000000"/>
+          <w:sz w:val="26"/>
+          <w:szCs w:val="26"/>
+          <w:shd w:val="clear" w:color="auto" w:fill="FFFFFF"/>
+        </w:rPr>
+        <w:t>dạng</w:t>
+      </w:r>
+      <w:proofErr w:type="spellEnd"/>
+      <w:r>
+        <w:rPr>
+          <w:rFonts w:ascii="Times New Roman" w:hAnsi="Times New Roman" w:cs="Times New Roman"/>
+          <w:color w:val="000000"/>
+          <w:sz w:val="26"/>
+          <w:szCs w:val="26"/>
+          <w:shd w:val="clear" w:color="auto" w:fill="FFFFFF"/>
+        </w:rPr>
+        <w:t xml:space="preserve"> </w:t>
+      </w:r>
+      <w:proofErr w:type="spellStart"/>
+      <w:r>
+        <w:rPr>
+          <w:rFonts w:ascii="Times New Roman" w:hAnsi="Times New Roman" w:cs="Times New Roman"/>
+          <w:color w:val="000000"/>
+          <w:sz w:val="26"/>
+          <w:szCs w:val="26"/>
+          <w:shd w:val="clear" w:color="auto" w:fill="FFFFFF"/>
+        </w:rPr>
+        <w:t>chữ</w:t>
+      </w:r>
+      <w:proofErr w:type="spellEnd"/>
+      <w:r>
+        <w:rPr>
+          <w:rFonts w:ascii="Times New Roman" w:hAnsi="Times New Roman" w:cs="Times New Roman"/>
+          <w:color w:val="000000"/>
+          <w:sz w:val="26"/>
+          <w:szCs w:val="26"/>
+          <w:shd w:val="clear" w:color="auto" w:fill="FFFFFF"/>
+        </w:rPr>
+        <w:t>.</w:t>
       </w:r>
     </w:p>
     <w:p>
@@ -399,45 +1447,225 @@
           <w:szCs w:val="26"/>
         </w:rPr>
       </w:pPr>
-      <w:r>
-        <w:rPr>
-          <w:rFonts w:ascii="Times New Roman" w:hAnsi="Times New Roman" w:cs="Times New Roman"/>
-          <w:color w:val="000000"/>
-          <w:sz w:val="26"/>
-          <w:szCs w:val="26"/>
-          <w:shd w:val="clear" w:color="auto" w:fill="FFFFFF"/>
-        </w:rPr>
-        <w:t xml:space="preserve">Viết </w:t>
-      </w:r>
-      <w:r>
-        <w:rPr>
-          <w:rFonts w:ascii="Times New Roman" w:hAnsi="Times New Roman" w:cs="Times New Roman"/>
-          <w:color w:val="000000"/>
-          <w:sz w:val="26"/>
-          <w:szCs w:val="26"/>
-          <w:shd w:val="clear" w:color="auto" w:fill="FFFFFF"/>
-        </w:rPr>
-        <w:t>chương trình</w:t>
-      </w:r>
-      <w:r>
-        <w:rPr>
-          <w:rFonts w:ascii="Times New Roman" w:hAnsi="Times New Roman" w:cs="Times New Roman"/>
-          <w:color w:val="000000"/>
-          <w:sz w:val="26"/>
-          <w:szCs w:val="26"/>
-          <w:shd w:val="clear" w:color="auto" w:fill="FFFFFF"/>
-        </w:rPr>
-        <w:t xml:space="preserve"> </w:t>
-      </w:r>
-      <w:r>
-        <w:rPr>
-          <w:rFonts w:ascii="Times New Roman" w:hAnsi="Times New Roman" w:cs="Times New Roman"/>
-          <w:color w:val="000000"/>
-          <w:sz w:val="26"/>
-          <w:szCs w:val="26"/>
-          <w:shd w:val="clear" w:color="auto" w:fill="FFFFFF"/>
-        </w:rPr>
-        <w:t>để lấy ngày tháng của ngày hôm qua.</w:t>
+      <w:proofErr w:type="spellStart"/>
+      <w:r>
+        <w:rPr>
+          <w:rFonts w:ascii="Times New Roman" w:hAnsi="Times New Roman" w:cs="Times New Roman"/>
+          <w:color w:val="000000"/>
+          <w:sz w:val="26"/>
+          <w:szCs w:val="26"/>
+          <w:shd w:val="clear" w:color="auto" w:fill="FFFFFF"/>
+        </w:rPr>
+        <w:t>Viết</w:t>
+      </w:r>
+      <w:proofErr w:type="spellEnd"/>
+      <w:r>
+        <w:rPr>
+          <w:rFonts w:ascii="Times New Roman" w:hAnsi="Times New Roman" w:cs="Times New Roman"/>
+          <w:color w:val="000000"/>
+          <w:sz w:val="26"/>
+          <w:szCs w:val="26"/>
+          <w:shd w:val="clear" w:color="auto" w:fill="FFFFFF"/>
+        </w:rPr>
+        <w:t xml:space="preserve"> </w:t>
+      </w:r>
+      <w:proofErr w:type="spellStart"/>
+      <w:r>
+        <w:rPr>
+          <w:rFonts w:ascii="Times New Roman" w:hAnsi="Times New Roman" w:cs="Times New Roman"/>
+          <w:color w:val="000000"/>
+          <w:sz w:val="26"/>
+          <w:szCs w:val="26"/>
+          <w:shd w:val="clear" w:color="auto" w:fill="FFFFFF"/>
+        </w:rPr>
+        <w:t>chương</w:t>
+      </w:r>
+      <w:proofErr w:type="spellEnd"/>
+      <w:r>
+        <w:rPr>
+          <w:rFonts w:ascii="Times New Roman" w:hAnsi="Times New Roman" w:cs="Times New Roman"/>
+          <w:color w:val="000000"/>
+          <w:sz w:val="26"/>
+          <w:szCs w:val="26"/>
+          <w:shd w:val="clear" w:color="auto" w:fill="FFFFFF"/>
+        </w:rPr>
+        <w:t xml:space="preserve"> </w:t>
+      </w:r>
+      <w:proofErr w:type="spellStart"/>
+      <w:r>
+        <w:rPr>
+          <w:rFonts w:ascii="Times New Roman" w:hAnsi="Times New Roman" w:cs="Times New Roman"/>
+          <w:color w:val="000000"/>
+          <w:sz w:val="26"/>
+          <w:szCs w:val="26"/>
+          <w:shd w:val="clear" w:color="auto" w:fill="FFFFFF"/>
+        </w:rPr>
+        <w:t>trình</w:t>
+      </w:r>
+      <w:proofErr w:type="spellEnd"/>
+      <w:r>
+        <w:rPr>
+          <w:rFonts w:ascii="Times New Roman" w:hAnsi="Times New Roman" w:cs="Times New Roman"/>
+          <w:color w:val="000000"/>
+          <w:sz w:val="26"/>
+          <w:szCs w:val="26"/>
+          <w:shd w:val="clear" w:color="auto" w:fill="FFFFFF"/>
+        </w:rPr>
+        <w:t xml:space="preserve"> </w:t>
+      </w:r>
+      <w:proofErr w:type="spellStart"/>
+      <w:r>
+        <w:rPr>
+          <w:rFonts w:ascii="Times New Roman" w:hAnsi="Times New Roman" w:cs="Times New Roman"/>
+          <w:color w:val="000000"/>
+          <w:sz w:val="26"/>
+          <w:szCs w:val="26"/>
+          <w:shd w:val="clear" w:color="auto" w:fill="FFFFFF"/>
+        </w:rPr>
+        <w:t>để</w:t>
+      </w:r>
+      <w:proofErr w:type="spellEnd"/>
+      <w:r>
+        <w:rPr>
+          <w:rFonts w:ascii="Times New Roman" w:hAnsi="Times New Roman" w:cs="Times New Roman"/>
+          <w:color w:val="000000"/>
+          <w:sz w:val="26"/>
+          <w:szCs w:val="26"/>
+          <w:shd w:val="clear" w:color="auto" w:fill="FFFFFF"/>
+        </w:rPr>
+        <w:t xml:space="preserve"> </w:t>
+      </w:r>
+      <w:proofErr w:type="spellStart"/>
+      <w:r>
+        <w:rPr>
+          <w:rFonts w:ascii="Times New Roman" w:hAnsi="Times New Roman" w:cs="Times New Roman"/>
+          <w:color w:val="000000"/>
+          <w:sz w:val="26"/>
+          <w:szCs w:val="26"/>
+          <w:shd w:val="clear" w:color="auto" w:fill="FFFFFF"/>
+        </w:rPr>
+        <w:t>lấy</w:t>
+      </w:r>
+      <w:proofErr w:type="spellEnd"/>
+      <w:r>
+        <w:rPr>
+          <w:rFonts w:ascii="Times New Roman" w:hAnsi="Times New Roman" w:cs="Times New Roman"/>
+          <w:color w:val="000000"/>
+          <w:sz w:val="26"/>
+          <w:szCs w:val="26"/>
+          <w:shd w:val="clear" w:color="auto" w:fill="FFFFFF"/>
+        </w:rPr>
+        <w:t xml:space="preserve"> </w:t>
+      </w:r>
+      <w:proofErr w:type="spellStart"/>
+      <w:r>
+        <w:rPr>
+          <w:rFonts w:ascii="Times New Roman" w:hAnsi="Times New Roman" w:cs="Times New Roman"/>
+          <w:color w:val="000000"/>
+          <w:sz w:val="26"/>
+          <w:szCs w:val="26"/>
+          <w:shd w:val="clear" w:color="auto" w:fill="FFFFFF"/>
+        </w:rPr>
+        <w:t>ngày</w:t>
+      </w:r>
+      <w:proofErr w:type="spellEnd"/>
+      <w:r>
+        <w:rPr>
+          <w:rFonts w:ascii="Times New Roman" w:hAnsi="Times New Roman" w:cs="Times New Roman"/>
+          <w:color w:val="000000"/>
+          <w:sz w:val="26"/>
+          <w:szCs w:val="26"/>
+          <w:shd w:val="clear" w:color="auto" w:fill="FFFFFF"/>
+        </w:rPr>
+        <w:t xml:space="preserve"> </w:t>
+      </w:r>
+      <w:proofErr w:type="spellStart"/>
+      <w:r>
+        <w:rPr>
+          <w:rFonts w:ascii="Times New Roman" w:hAnsi="Times New Roman" w:cs="Times New Roman"/>
+          <w:color w:val="000000"/>
+          <w:sz w:val="26"/>
+          <w:szCs w:val="26"/>
+          <w:shd w:val="clear" w:color="auto" w:fill="FFFFFF"/>
+        </w:rPr>
+        <w:t>tháng</w:t>
+      </w:r>
+      <w:proofErr w:type="spellEnd"/>
+      <w:r>
+        <w:rPr>
+          <w:rFonts w:ascii="Times New Roman" w:hAnsi="Times New Roman" w:cs="Times New Roman"/>
+          <w:color w:val="000000"/>
+          <w:sz w:val="26"/>
+          <w:szCs w:val="26"/>
+          <w:shd w:val="clear" w:color="auto" w:fill="FFFFFF"/>
+        </w:rPr>
+        <w:t xml:space="preserve"> </w:t>
+      </w:r>
+      <w:proofErr w:type="spellStart"/>
+      <w:r>
+        <w:rPr>
+          <w:rFonts w:ascii="Times New Roman" w:hAnsi="Times New Roman" w:cs="Times New Roman"/>
+          <w:color w:val="000000"/>
+          <w:sz w:val="26"/>
+          <w:szCs w:val="26"/>
+          <w:shd w:val="clear" w:color="auto" w:fill="FFFFFF"/>
+        </w:rPr>
+        <w:t>của</w:t>
+      </w:r>
+      <w:proofErr w:type="spellEnd"/>
+      <w:r>
+        <w:rPr>
+          <w:rFonts w:ascii="Times New Roman" w:hAnsi="Times New Roman" w:cs="Times New Roman"/>
+          <w:color w:val="000000"/>
+          <w:sz w:val="26"/>
+          <w:szCs w:val="26"/>
+          <w:shd w:val="clear" w:color="auto" w:fill="FFFFFF"/>
+        </w:rPr>
+        <w:t xml:space="preserve"> </w:t>
+      </w:r>
+      <w:proofErr w:type="spellStart"/>
+      <w:r>
+        <w:rPr>
+          <w:rFonts w:ascii="Times New Roman" w:hAnsi="Times New Roman" w:cs="Times New Roman"/>
+          <w:color w:val="000000"/>
+          <w:sz w:val="26"/>
+          <w:szCs w:val="26"/>
+          <w:shd w:val="clear" w:color="auto" w:fill="FFFFFF"/>
+        </w:rPr>
+        <w:t>ngày</w:t>
+      </w:r>
+      <w:proofErr w:type="spellEnd"/>
+      <w:r>
+        <w:rPr>
+          <w:rFonts w:ascii="Times New Roman" w:hAnsi="Times New Roman" w:cs="Times New Roman"/>
+          <w:color w:val="000000"/>
+          <w:sz w:val="26"/>
+          <w:szCs w:val="26"/>
+          <w:shd w:val="clear" w:color="auto" w:fill="FFFFFF"/>
+        </w:rPr>
+        <w:t xml:space="preserve"> </w:t>
+      </w:r>
+      <w:proofErr w:type="spellStart"/>
+      <w:r>
+        <w:rPr>
+          <w:rFonts w:ascii="Times New Roman" w:hAnsi="Times New Roman" w:cs="Times New Roman"/>
+          <w:color w:val="000000"/>
+          <w:sz w:val="26"/>
+          <w:szCs w:val="26"/>
+          <w:shd w:val="clear" w:color="auto" w:fill="FFFFFF"/>
+        </w:rPr>
+        <w:t>hôm</w:t>
+      </w:r>
+      <w:proofErr w:type="spellEnd"/>
+      <w:r>
+        <w:rPr>
+          <w:rFonts w:ascii="Times New Roman" w:hAnsi="Times New Roman" w:cs="Times New Roman"/>
+          <w:color w:val="000000"/>
+          <w:sz w:val="26"/>
+          <w:szCs w:val="26"/>
+          <w:shd w:val="clear" w:color="auto" w:fill="FFFFFF"/>
+        </w:rPr>
+        <w:t xml:space="preserve"> qua.</w:t>
       </w:r>
     </w:p>
     <w:p>
@@ -512,45 +1740,379 @@
           <w:szCs w:val="26"/>
         </w:rPr>
       </w:pPr>
-      <w:r>
-        <w:rPr>
-          <w:rFonts w:ascii="Times New Roman" w:hAnsi="Times New Roman" w:cs="Times New Roman"/>
-          <w:color w:val="000000"/>
-          <w:sz w:val="26"/>
-          <w:szCs w:val="26"/>
-          <w:shd w:val="clear" w:color="auto" w:fill="FFFFFF"/>
-        </w:rPr>
-        <w:t xml:space="preserve">Viết </w:t>
-      </w:r>
-      <w:r>
-        <w:rPr>
-          <w:rFonts w:ascii="Times New Roman" w:hAnsi="Times New Roman" w:cs="Times New Roman"/>
-          <w:color w:val="000000"/>
-          <w:sz w:val="26"/>
-          <w:szCs w:val="26"/>
-          <w:shd w:val="clear" w:color="auto" w:fill="FFFFFF"/>
-        </w:rPr>
-        <w:t>chương trình</w:t>
-      </w:r>
-      <w:r>
-        <w:rPr>
-          <w:rFonts w:ascii="Times New Roman" w:hAnsi="Times New Roman" w:cs="Times New Roman"/>
-          <w:color w:val="000000"/>
-          <w:sz w:val="26"/>
-          <w:szCs w:val="26"/>
-          <w:shd w:val="clear" w:color="auto" w:fill="FFFFFF"/>
-        </w:rPr>
-        <w:t xml:space="preserve"> </w:t>
-      </w:r>
-      <w:r>
-        <w:rPr>
-          <w:rFonts w:ascii="Times New Roman" w:hAnsi="Times New Roman" w:cs="Times New Roman"/>
-          <w:color w:val="000000"/>
-          <w:sz w:val="26"/>
-          <w:szCs w:val="26"/>
-          <w:shd w:val="clear" w:color="auto" w:fill="FFFFFF"/>
-        </w:rPr>
-        <w:t>để kiểm tra xem một ngày bất kì có phải là cuối tuần hay không.</w:t>
+      <w:proofErr w:type="spellStart"/>
+      <w:r>
+        <w:rPr>
+          <w:rFonts w:ascii="Times New Roman" w:hAnsi="Times New Roman" w:cs="Times New Roman"/>
+          <w:color w:val="000000"/>
+          <w:sz w:val="26"/>
+          <w:szCs w:val="26"/>
+          <w:shd w:val="clear" w:color="auto" w:fill="FFFFFF"/>
+        </w:rPr>
+        <w:t>Viết</w:t>
+      </w:r>
+      <w:proofErr w:type="spellEnd"/>
+      <w:r>
+        <w:rPr>
+          <w:rFonts w:ascii="Times New Roman" w:hAnsi="Times New Roman" w:cs="Times New Roman"/>
+          <w:color w:val="000000"/>
+          <w:sz w:val="26"/>
+          <w:szCs w:val="26"/>
+          <w:shd w:val="clear" w:color="auto" w:fill="FFFFFF"/>
+        </w:rPr>
+        <w:t xml:space="preserve"> </w:t>
+      </w:r>
+      <w:proofErr w:type="spellStart"/>
+      <w:r>
+        <w:rPr>
+          <w:rFonts w:ascii="Times New Roman" w:hAnsi="Times New Roman" w:cs="Times New Roman"/>
+          <w:color w:val="000000"/>
+          <w:sz w:val="26"/>
+          <w:szCs w:val="26"/>
+          <w:shd w:val="clear" w:color="auto" w:fill="FFFFFF"/>
+        </w:rPr>
+        <w:t>chương</w:t>
+      </w:r>
+      <w:proofErr w:type="spellEnd"/>
+      <w:r>
+        <w:rPr>
+          <w:rFonts w:ascii="Times New Roman" w:hAnsi="Times New Roman" w:cs="Times New Roman"/>
+          <w:color w:val="000000"/>
+          <w:sz w:val="26"/>
+          <w:szCs w:val="26"/>
+          <w:shd w:val="clear" w:color="auto" w:fill="FFFFFF"/>
+        </w:rPr>
+        <w:t xml:space="preserve"> </w:t>
+      </w:r>
+      <w:proofErr w:type="spellStart"/>
+      <w:r>
+        <w:rPr>
+          <w:rFonts w:ascii="Times New Roman" w:hAnsi="Times New Roman" w:cs="Times New Roman"/>
+          <w:color w:val="000000"/>
+          <w:sz w:val="26"/>
+          <w:szCs w:val="26"/>
+          <w:shd w:val="clear" w:color="auto" w:fill="FFFFFF"/>
+        </w:rPr>
+        <w:t>trình</w:t>
+      </w:r>
+      <w:proofErr w:type="spellEnd"/>
+      <w:r>
+        <w:rPr>
+          <w:rFonts w:ascii="Times New Roman" w:hAnsi="Times New Roman" w:cs="Times New Roman"/>
+          <w:color w:val="000000"/>
+          <w:sz w:val="26"/>
+          <w:szCs w:val="26"/>
+          <w:shd w:val="clear" w:color="auto" w:fill="FFFFFF"/>
+        </w:rPr>
+        <w:t xml:space="preserve"> </w:t>
+      </w:r>
+      <w:proofErr w:type="spellStart"/>
+      <w:r>
+        <w:rPr>
+          <w:rFonts w:ascii="Times New Roman" w:hAnsi="Times New Roman" w:cs="Times New Roman"/>
+          <w:color w:val="000000"/>
+          <w:sz w:val="26"/>
+          <w:szCs w:val="26"/>
+          <w:shd w:val="clear" w:color="auto" w:fill="FFFFFF"/>
+        </w:rPr>
+        <w:t>để</w:t>
+      </w:r>
+      <w:proofErr w:type="spellEnd"/>
+      <w:r>
+        <w:rPr>
+          <w:rFonts w:ascii="Times New Roman" w:hAnsi="Times New Roman" w:cs="Times New Roman"/>
+          <w:color w:val="000000"/>
+          <w:sz w:val="26"/>
+          <w:szCs w:val="26"/>
+          <w:shd w:val="clear" w:color="auto" w:fill="FFFFFF"/>
+        </w:rPr>
+        <w:t xml:space="preserve"> </w:t>
+      </w:r>
+      <w:proofErr w:type="spellStart"/>
+      <w:r>
+        <w:rPr>
+          <w:rFonts w:ascii="Times New Roman" w:hAnsi="Times New Roman" w:cs="Times New Roman"/>
+          <w:color w:val="000000"/>
+          <w:sz w:val="26"/>
+          <w:szCs w:val="26"/>
+          <w:shd w:val="clear" w:color="auto" w:fill="FFFFFF"/>
+        </w:rPr>
+        <w:t>kiểm</w:t>
+      </w:r>
+      <w:proofErr w:type="spellEnd"/>
+      <w:r>
+        <w:rPr>
+          <w:rFonts w:ascii="Times New Roman" w:hAnsi="Times New Roman" w:cs="Times New Roman"/>
+          <w:color w:val="000000"/>
+          <w:sz w:val="26"/>
+          <w:szCs w:val="26"/>
+          <w:shd w:val="clear" w:color="auto" w:fill="FFFFFF"/>
+        </w:rPr>
+        <w:t xml:space="preserve"> </w:t>
+      </w:r>
+      <w:proofErr w:type="spellStart"/>
+      <w:r>
+        <w:rPr>
+          <w:rFonts w:ascii="Times New Roman" w:hAnsi="Times New Roman" w:cs="Times New Roman"/>
+          <w:color w:val="000000"/>
+          <w:sz w:val="26"/>
+          <w:szCs w:val="26"/>
+          <w:shd w:val="clear" w:color="auto" w:fill="FFFFFF"/>
+        </w:rPr>
+        <w:t>tra</w:t>
+      </w:r>
+      <w:proofErr w:type="spellEnd"/>
+      <w:r>
+        <w:rPr>
+          <w:rFonts w:ascii="Times New Roman" w:hAnsi="Times New Roman" w:cs="Times New Roman"/>
+          <w:color w:val="000000"/>
+          <w:sz w:val="26"/>
+          <w:szCs w:val="26"/>
+          <w:shd w:val="clear" w:color="auto" w:fill="FFFFFF"/>
+        </w:rPr>
+        <w:t xml:space="preserve"> </w:t>
+      </w:r>
+      <w:proofErr w:type="spellStart"/>
+      <w:r>
+        <w:rPr>
+          <w:rFonts w:ascii="Times New Roman" w:hAnsi="Times New Roman" w:cs="Times New Roman"/>
+          <w:color w:val="000000"/>
+          <w:sz w:val="26"/>
+          <w:szCs w:val="26"/>
+          <w:shd w:val="clear" w:color="auto" w:fill="FFFFFF"/>
+        </w:rPr>
+        <w:t>xem</w:t>
+      </w:r>
+      <w:proofErr w:type="spellEnd"/>
+      <w:r>
+        <w:rPr>
+          <w:rFonts w:ascii="Times New Roman" w:hAnsi="Times New Roman" w:cs="Times New Roman"/>
+          <w:color w:val="000000"/>
+          <w:sz w:val="26"/>
+          <w:szCs w:val="26"/>
+          <w:shd w:val="clear" w:color="auto" w:fill="FFFFFF"/>
+        </w:rPr>
+        <w:t xml:space="preserve"> </w:t>
+      </w:r>
+      <w:proofErr w:type="spellStart"/>
+      <w:r>
+        <w:rPr>
+          <w:rFonts w:ascii="Times New Roman" w:hAnsi="Times New Roman" w:cs="Times New Roman"/>
+          <w:color w:val="000000"/>
+          <w:sz w:val="26"/>
+          <w:szCs w:val="26"/>
+          <w:shd w:val="clear" w:color="auto" w:fill="FFFFFF"/>
+        </w:rPr>
+        <w:t>một</w:t>
+      </w:r>
+      <w:proofErr w:type="spellEnd"/>
+      <w:r>
+        <w:rPr>
+          <w:rFonts w:ascii="Times New Roman" w:hAnsi="Times New Roman" w:cs="Times New Roman"/>
+          <w:color w:val="000000"/>
+          <w:sz w:val="26"/>
+          <w:szCs w:val="26"/>
+          <w:shd w:val="clear" w:color="auto" w:fill="FFFFFF"/>
+        </w:rPr>
+        <w:t xml:space="preserve"> </w:t>
+      </w:r>
+      <w:proofErr w:type="spellStart"/>
+      <w:r>
+        <w:rPr>
+          <w:rFonts w:ascii="Times New Roman" w:hAnsi="Times New Roman" w:cs="Times New Roman"/>
+          <w:color w:val="000000"/>
+          <w:sz w:val="26"/>
+          <w:szCs w:val="26"/>
+          <w:shd w:val="clear" w:color="auto" w:fill="FFFFFF"/>
+        </w:rPr>
+        <w:t>ngày</w:t>
+      </w:r>
+      <w:proofErr w:type="spellEnd"/>
+      <w:r>
+        <w:rPr>
+          <w:rFonts w:ascii="Times New Roman" w:hAnsi="Times New Roman" w:cs="Times New Roman"/>
+          <w:color w:val="000000"/>
+          <w:sz w:val="26"/>
+          <w:szCs w:val="26"/>
+          <w:shd w:val="clear" w:color="auto" w:fill="FFFFFF"/>
+        </w:rPr>
+        <w:t xml:space="preserve"> </w:t>
+      </w:r>
+      <w:proofErr w:type="spellStart"/>
+      <w:r>
+        <w:rPr>
+          <w:rFonts w:ascii="Times New Roman" w:hAnsi="Times New Roman" w:cs="Times New Roman"/>
+          <w:color w:val="000000"/>
+          <w:sz w:val="26"/>
+          <w:szCs w:val="26"/>
+          <w:shd w:val="clear" w:color="auto" w:fill="FFFFFF"/>
+        </w:rPr>
+        <w:t>bất</w:t>
+      </w:r>
+      <w:proofErr w:type="spellEnd"/>
+      <w:r>
+        <w:rPr>
+          <w:rFonts w:ascii="Times New Roman" w:hAnsi="Times New Roman" w:cs="Times New Roman"/>
+          <w:color w:val="000000"/>
+          <w:sz w:val="26"/>
+          <w:szCs w:val="26"/>
+          <w:shd w:val="clear" w:color="auto" w:fill="FFFFFF"/>
+        </w:rPr>
+        <w:t xml:space="preserve"> </w:t>
+      </w:r>
+      <w:proofErr w:type="spellStart"/>
+      <w:r>
+        <w:rPr>
+          <w:rFonts w:ascii="Times New Roman" w:hAnsi="Times New Roman" w:cs="Times New Roman"/>
+          <w:color w:val="000000"/>
+          <w:sz w:val="26"/>
+          <w:szCs w:val="26"/>
+          <w:shd w:val="clear" w:color="auto" w:fill="FFFFFF"/>
+        </w:rPr>
+        <w:t>kì</w:t>
+      </w:r>
+      <w:proofErr w:type="spellEnd"/>
+      <w:r>
+        <w:rPr>
+          <w:rFonts w:ascii="Times New Roman" w:hAnsi="Times New Roman" w:cs="Times New Roman"/>
+          <w:color w:val="000000"/>
+          <w:sz w:val="26"/>
+          <w:szCs w:val="26"/>
+          <w:shd w:val="clear" w:color="auto" w:fill="FFFFFF"/>
+        </w:rPr>
+        <w:t xml:space="preserve"> </w:t>
+      </w:r>
+      <w:proofErr w:type="spellStart"/>
+      <w:r>
+        <w:rPr>
+          <w:rFonts w:ascii="Times New Roman" w:hAnsi="Times New Roman" w:cs="Times New Roman"/>
+          <w:color w:val="000000"/>
+          <w:sz w:val="26"/>
+          <w:szCs w:val="26"/>
+          <w:shd w:val="clear" w:color="auto" w:fill="FFFFFF"/>
+        </w:rPr>
+        <w:t>có</w:t>
+      </w:r>
+      <w:proofErr w:type="spellEnd"/>
+      <w:r>
+        <w:rPr>
+          <w:rFonts w:ascii="Times New Roman" w:hAnsi="Times New Roman" w:cs="Times New Roman"/>
+          <w:color w:val="000000"/>
+          <w:sz w:val="26"/>
+          <w:szCs w:val="26"/>
+          <w:shd w:val="clear" w:color="auto" w:fill="FFFFFF"/>
+        </w:rPr>
+        <w:t xml:space="preserve"> </w:t>
+      </w:r>
+      <w:proofErr w:type="spellStart"/>
+      <w:r>
+        <w:rPr>
+          <w:rFonts w:ascii="Times New Roman" w:hAnsi="Times New Roman" w:cs="Times New Roman"/>
+          <w:color w:val="000000"/>
+          <w:sz w:val="26"/>
+          <w:szCs w:val="26"/>
+          <w:shd w:val="clear" w:color="auto" w:fill="FFFFFF"/>
+        </w:rPr>
+        <w:t>phải</w:t>
+      </w:r>
+      <w:proofErr w:type="spellEnd"/>
+      <w:r>
+        <w:rPr>
+          <w:rFonts w:ascii="Times New Roman" w:hAnsi="Times New Roman" w:cs="Times New Roman"/>
+          <w:color w:val="000000"/>
+          <w:sz w:val="26"/>
+          <w:szCs w:val="26"/>
+          <w:shd w:val="clear" w:color="auto" w:fill="FFFFFF"/>
+        </w:rPr>
+        <w:t xml:space="preserve"> </w:t>
+      </w:r>
+      <w:proofErr w:type="spellStart"/>
+      <w:r>
+        <w:rPr>
+          <w:rFonts w:ascii="Times New Roman" w:hAnsi="Times New Roman" w:cs="Times New Roman"/>
+          <w:color w:val="000000"/>
+          <w:sz w:val="26"/>
+          <w:szCs w:val="26"/>
+          <w:shd w:val="clear" w:color="auto" w:fill="FFFFFF"/>
+        </w:rPr>
+        <w:t>là</w:t>
+      </w:r>
+      <w:proofErr w:type="spellEnd"/>
+      <w:r>
+        <w:rPr>
+          <w:rFonts w:ascii="Times New Roman" w:hAnsi="Times New Roman" w:cs="Times New Roman"/>
+          <w:color w:val="000000"/>
+          <w:sz w:val="26"/>
+          <w:szCs w:val="26"/>
+          <w:shd w:val="clear" w:color="auto" w:fill="FFFFFF"/>
+        </w:rPr>
+        <w:t xml:space="preserve"> </w:t>
+      </w:r>
+      <w:proofErr w:type="spellStart"/>
+      <w:r>
+        <w:rPr>
+          <w:rFonts w:ascii="Times New Roman" w:hAnsi="Times New Roman" w:cs="Times New Roman"/>
+          <w:color w:val="000000"/>
+          <w:sz w:val="26"/>
+          <w:szCs w:val="26"/>
+          <w:shd w:val="clear" w:color="auto" w:fill="FFFFFF"/>
+        </w:rPr>
+        <w:t>cuối</w:t>
+      </w:r>
+      <w:proofErr w:type="spellEnd"/>
+      <w:r>
+        <w:rPr>
+          <w:rFonts w:ascii="Times New Roman" w:hAnsi="Times New Roman" w:cs="Times New Roman"/>
+          <w:color w:val="000000"/>
+          <w:sz w:val="26"/>
+          <w:szCs w:val="26"/>
+          <w:shd w:val="clear" w:color="auto" w:fill="FFFFFF"/>
+        </w:rPr>
+        <w:t xml:space="preserve"> </w:t>
+      </w:r>
+      <w:proofErr w:type="spellStart"/>
+      <w:r>
+        <w:rPr>
+          <w:rFonts w:ascii="Times New Roman" w:hAnsi="Times New Roman" w:cs="Times New Roman"/>
+          <w:color w:val="000000"/>
+          <w:sz w:val="26"/>
+          <w:szCs w:val="26"/>
+          <w:shd w:val="clear" w:color="auto" w:fill="FFFFFF"/>
+        </w:rPr>
+        <w:t>tuần</w:t>
+      </w:r>
+      <w:proofErr w:type="spellEnd"/>
+      <w:r>
+        <w:rPr>
+          <w:rFonts w:ascii="Times New Roman" w:hAnsi="Times New Roman" w:cs="Times New Roman"/>
+          <w:color w:val="000000"/>
+          <w:sz w:val="26"/>
+          <w:szCs w:val="26"/>
+          <w:shd w:val="clear" w:color="auto" w:fill="FFFFFF"/>
+        </w:rPr>
+        <w:t xml:space="preserve"> hay </w:t>
+      </w:r>
+      <w:proofErr w:type="spellStart"/>
+      <w:r>
+        <w:rPr>
+          <w:rFonts w:ascii="Times New Roman" w:hAnsi="Times New Roman" w:cs="Times New Roman"/>
+          <w:color w:val="000000"/>
+          <w:sz w:val="26"/>
+          <w:szCs w:val="26"/>
+          <w:shd w:val="clear" w:color="auto" w:fill="FFFFFF"/>
+        </w:rPr>
+        <w:t>không</w:t>
+      </w:r>
+      <w:proofErr w:type="spellEnd"/>
+      <w:r>
+        <w:rPr>
+          <w:rFonts w:ascii="Times New Roman" w:hAnsi="Times New Roman" w:cs="Times New Roman"/>
+          <w:color w:val="000000"/>
+          <w:sz w:val="26"/>
+          <w:szCs w:val="26"/>
+          <w:shd w:val="clear" w:color="auto" w:fill="FFFFFF"/>
+        </w:rPr>
+        <w:t>.</w:t>
       </w:r>
     </w:p>
     <w:p>
@@ -626,46 +2188,84 @@
           <w:shd w:val="clear" w:color="auto" w:fill="FFFFFF"/>
         </w:rPr>
       </w:pPr>
-      <w:r>
-        <w:rPr>
-          <w:rFonts w:ascii="Times New Roman" w:hAnsi="Times New Roman" w:cs="Times New Roman"/>
-          <w:color w:val="000000"/>
-          <w:sz w:val="26"/>
-          <w:szCs w:val="26"/>
-          <w:shd w:val="clear" w:color="auto" w:fill="FFFFFF"/>
-        </w:rPr>
-        <w:t xml:space="preserve">Viết </w:t>
-      </w:r>
-      <w:r>
-        <w:rPr>
-          <w:rFonts w:ascii="Times New Roman" w:hAnsi="Times New Roman" w:cs="Times New Roman"/>
-          <w:color w:val="000000"/>
-          <w:sz w:val="26"/>
-          <w:szCs w:val="26"/>
-          <w:shd w:val="clear" w:color="auto" w:fill="FFFFFF"/>
-        </w:rPr>
-        <w:t>chương trình</w:t>
-      </w:r>
-      <w:r>
-        <w:rPr>
-          <w:rFonts w:ascii="Times New Roman" w:hAnsi="Times New Roman" w:cs="Times New Roman"/>
-          <w:color w:val="000000"/>
-          <w:sz w:val="26"/>
-          <w:szCs w:val="26"/>
-          <w:shd w:val="clear" w:color="auto" w:fill="FFFFFF"/>
-        </w:rPr>
-        <w:t xml:space="preserve"> </w:t>
-      </w:r>
-      <w:r>
-        <w:rPr>
-          <w:rFonts w:ascii="Times New Roman" w:hAnsi="Times New Roman" w:cs="Times New Roman"/>
-          <w:color w:val="000000"/>
-          <w:sz w:val="26"/>
-          <w:szCs w:val="26"/>
-          <w:shd w:val="clear" w:color="auto" w:fill="FFFFFF"/>
-        </w:rPr>
-        <w:t xml:space="preserve"> </w:t>
-      </w:r>
+      <w:proofErr w:type="spellStart"/>
+      <w:r>
+        <w:rPr>
+          <w:rFonts w:ascii="Times New Roman" w:hAnsi="Times New Roman" w:cs="Times New Roman"/>
+          <w:color w:val="000000"/>
+          <w:sz w:val="26"/>
+          <w:szCs w:val="26"/>
+          <w:shd w:val="clear" w:color="auto" w:fill="FFFFFF"/>
+        </w:rPr>
+        <w:t>Viết</w:t>
+      </w:r>
+      <w:proofErr w:type="spellEnd"/>
+      <w:r>
+        <w:rPr>
+          <w:rFonts w:ascii="Times New Roman" w:hAnsi="Times New Roman" w:cs="Times New Roman"/>
+          <w:color w:val="000000"/>
+          <w:sz w:val="26"/>
+          <w:szCs w:val="26"/>
+          <w:shd w:val="clear" w:color="auto" w:fill="FFFFFF"/>
+        </w:rPr>
+        <w:t xml:space="preserve"> </w:t>
+      </w:r>
+      <w:proofErr w:type="spellStart"/>
+      <w:r>
+        <w:rPr>
+          <w:rFonts w:ascii="Times New Roman" w:hAnsi="Times New Roman" w:cs="Times New Roman"/>
+          <w:color w:val="000000"/>
+          <w:sz w:val="26"/>
+          <w:szCs w:val="26"/>
+          <w:shd w:val="clear" w:color="auto" w:fill="FFFFFF"/>
+        </w:rPr>
+        <w:t>chương</w:t>
+      </w:r>
+      <w:proofErr w:type="spellEnd"/>
+      <w:r>
+        <w:rPr>
+          <w:rFonts w:ascii="Times New Roman" w:hAnsi="Times New Roman" w:cs="Times New Roman"/>
+          <w:color w:val="000000"/>
+          <w:sz w:val="26"/>
+          <w:szCs w:val="26"/>
+          <w:shd w:val="clear" w:color="auto" w:fill="FFFFFF"/>
+        </w:rPr>
+        <w:t xml:space="preserve"> </w:t>
+      </w:r>
+      <w:proofErr w:type="spellStart"/>
+      <w:proofErr w:type="gramStart"/>
+      <w:r>
+        <w:rPr>
+          <w:rFonts w:ascii="Times New Roman" w:hAnsi="Times New Roman" w:cs="Times New Roman"/>
+          <w:color w:val="000000"/>
+          <w:sz w:val="26"/>
+          <w:szCs w:val="26"/>
+          <w:shd w:val="clear" w:color="auto" w:fill="FFFFFF"/>
+        </w:rPr>
+        <w:t>trình</w:t>
+      </w:r>
+      <w:proofErr w:type="spellEnd"/>
+      <w:r>
+        <w:rPr>
+          <w:rFonts w:ascii="Times New Roman" w:hAnsi="Times New Roman" w:cs="Times New Roman"/>
+          <w:color w:val="000000"/>
+          <w:sz w:val="26"/>
+          <w:szCs w:val="26"/>
+          <w:shd w:val="clear" w:color="auto" w:fill="FFFFFF"/>
+        </w:rPr>
+        <w:t xml:space="preserve"> </w:t>
+      </w:r>
+      <w:r>
+        <w:rPr>
+          <w:rFonts w:ascii="Times New Roman" w:hAnsi="Times New Roman" w:cs="Times New Roman"/>
+          <w:color w:val="000000"/>
+          <w:sz w:val="26"/>
+          <w:szCs w:val="26"/>
+          <w:shd w:val="clear" w:color="auto" w:fill="FFFFFF"/>
+        </w:rPr>
+        <w:t xml:space="preserve"> </w:t>
+      </w:r>
+      <w:proofErr w:type="spellStart"/>
       <w:r>
         <w:rPr>
           <w:rFonts w:ascii="Times New Roman" w:hAnsi="Times New Roman" w:cs="Times New Roman"/>
@@ -682,8 +2282,190 @@
           <w:sz w:val="26"/>
           <w:szCs w:val="26"/>
         </w:rPr>
-        <w:t>iểm tra xem ngày đã cho có hợp lệ hay không</w:t>
-      </w:r>
+        <w:t>iểm</w:t>
+      </w:r>
+      <w:proofErr w:type="spellEnd"/>
+      <w:proofErr w:type="gramEnd"/>
+      <w:r>
+        <w:rPr>
+          <w:rFonts w:ascii="Times New Roman" w:hAnsi="Times New Roman" w:cs="Times New Roman"/>
+          <w:color w:val="000000"/>
+          <w:sz w:val="26"/>
+          <w:szCs w:val="26"/>
+        </w:rPr>
+        <w:t xml:space="preserve"> </w:t>
+      </w:r>
+      <w:proofErr w:type="spellStart"/>
+      <w:r>
+        <w:rPr>
+          <w:rFonts w:ascii="Times New Roman" w:hAnsi="Times New Roman" w:cs="Times New Roman"/>
+          <w:color w:val="000000"/>
+          <w:sz w:val="26"/>
+          <w:szCs w:val="26"/>
+        </w:rPr>
+        <w:t>tra</w:t>
+      </w:r>
+      <w:proofErr w:type="spellEnd"/>
+      <w:r>
+        <w:rPr>
+          <w:rFonts w:ascii="Times New Roman" w:hAnsi="Times New Roman" w:cs="Times New Roman"/>
+          <w:color w:val="000000"/>
+          <w:sz w:val="26"/>
+          <w:szCs w:val="26"/>
+        </w:rPr>
+        <w:t xml:space="preserve"> </w:t>
+      </w:r>
+      <w:proofErr w:type="spellStart"/>
+      <w:r>
+        <w:rPr>
+          <w:rFonts w:ascii="Times New Roman" w:hAnsi="Times New Roman" w:cs="Times New Roman"/>
+          <w:color w:val="000000"/>
+          <w:sz w:val="26"/>
+          <w:szCs w:val="26"/>
+        </w:rPr>
+        <w:t>xem</w:t>
+      </w:r>
+      <w:proofErr w:type="spellEnd"/>
+      <w:r>
+        <w:rPr>
+          <w:rFonts w:ascii="Times New Roman" w:hAnsi="Times New Roman" w:cs="Times New Roman"/>
+          <w:color w:val="000000"/>
+          <w:sz w:val="26"/>
+          <w:szCs w:val="26"/>
+        </w:rPr>
+        <w:t xml:space="preserve"> </w:t>
+      </w:r>
+      <w:proofErr w:type="spellStart"/>
+      <w:r>
+        <w:rPr>
+          <w:rFonts w:ascii="Times New Roman" w:hAnsi="Times New Roman" w:cs="Times New Roman"/>
+          <w:color w:val="000000"/>
+          <w:sz w:val="26"/>
+          <w:szCs w:val="26"/>
+        </w:rPr>
+        <w:t>ngày</w:t>
+      </w:r>
+      <w:proofErr w:type="spellEnd"/>
+      <w:r>
+        <w:rPr>
+          <w:rFonts w:ascii="Times New Roman" w:hAnsi="Times New Roman" w:cs="Times New Roman"/>
+          <w:color w:val="000000"/>
+          <w:sz w:val="26"/>
+          <w:szCs w:val="26"/>
+        </w:rPr>
+        <w:t xml:space="preserve"> </w:t>
+      </w:r>
+      <w:proofErr w:type="spellStart"/>
+      <w:r>
+        <w:rPr>
+          <w:rFonts w:ascii="Times New Roman" w:hAnsi="Times New Roman" w:cs="Times New Roman"/>
+          <w:color w:val="000000"/>
+          <w:sz w:val="26"/>
+          <w:szCs w:val="26"/>
+        </w:rPr>
+        <w:t>đã</w:t>
+      </w:r>
+      <w:proofErr w:type="spellEnd"/>
+      <w:r>
+        <w:rPr>
+          <w:rFonts w:ascii="Times New Roman" w:hAnsi="Times New Roman" w:cs="Times New Roman"/>
+          <w:color w:val="000000"/>
+          <w:sz w:val="26"/>
+          <w:szCs w:val="26"/>
+        </w:rPr>
+        <w:t xml:space="preserve"> </w:t>
+      </w:r>
+      <w:proofErr w:type="spellStart"/>
+      <w:r>
+        <w:rPr>
+          <w:rFonts w:ascii="Times New Roman" w:hAnsi="Times New Roman" w:cs="Times New Roman"/>
+          <w:color w:val="000000"/>
+          <w:sz w:val="26"/>
+          <w:szCs w:val="26"/>
+        </w:rPr>
+        <w:t>cho</w:t>
+      </w:r>
+      <w:proofErr w:type="spellEnd"/>
+      <w:r>
+        <w:rPr>
+          <w:rFonts w:ascii="Times New Roman" w:hAnsi="Times New Roman" w:cs="Times New Roman"/>
+          <w:color w:val="000000"/>
+          <w:sz w:val="26"/>
+          <w:szCs w:val="26"/>
+        </w:rPr>
+        <w:t xml:space="preserve"> </w:t>
+      </w:r>
+      <w:proofErr w:type="spellStart"/>
+      <w:r>
+        <w:rPr>
+          <w:rFonts w:ascii="Times New Roman" w:hAnsi="Times New Roman" w:cs="Times New Roman"/>
+          <w:color w:val="000000"/>
+          <w:sz w:val="26"/>
+          <w:szCs w:val="26"/>
+        </w:rPr>
+        <w:t>có</w:t>
+      </w:r>
+      <w:proofErr w:type="spellEnd"/>
+      <w:r>
+        <w:rPr>
+          <w:rFonts w:ascii="Times New Roman" w:hAnsi="Times New Roman" w:cs="Times New Roman"/>
+          <w:color w:val="000000"/>
+          <w:sz w:val="26"/>
+          <w:szCs w:val="26"/>
+        </w:rPr>
+        <w:t xml:space="preserve"> </w:t>
+      </w:r>
+      <w:proofErr w:type="spellStart"/>
+      <w:r>
+        <w:rPr>
+          <w:rFonts w:ascii="Times New Roman" w:hAnsi="Times New Roman" w:cs="Times New Roman"/>
+          <w:color w:val="000000"/>
+          <w:sz w:val="26"/>
+          <w:szCs w:val="26"/>
+        </w:rPr>
+        <w:t>hợp</w:t>
+      </w:r>
+      <w:proofErr w:type="spellEnd"/>
+      <w:r>
+        <w:rPr>
+          <w:rFonts w:ascii="Times New Roman" w:hAnsi="Times New Roman" w:cs="Times New Roman"/>
+          <w:color w:val="000000"/>
+          <w:sz w:val="26"/>
+          <w:szCs w:val="26"/>
+        </w:rPr>
+        <w:t xml:space="preserve"> </w:t>
+      </w:r>
+      <w:proofErr w:type="spellStart"/>
+      <w:r>
+        <w:rPr>
+          <w:rFonts w:ascii="Times New Roman" w:hAnsi="Times New Roman" w:cs="Times New Roman"/>
+          <w:color w:val="000000"/>
+          <w:sz w:val="26"/>
+          <w:szCs w:val="26"/>
+        </w:rPr>
+        <w:t>lệ</w:t>
+      </w:r>
+      <w:proofErr w:type="spellEnd"/>
+      <w:r>
+        <w:rPr>
+          <w:rFonts w:ascii="Times New Roman" w:hAnsi="Times New Roman" w:cs="Times New Roman"/>
+          <w:color w:val="000000"/>
+          <w:sz w:val="26"/>
+          <w:szCs w:val="26"/>
+        </w:rPr>
+        <w:t xml:space="preserve"> hay </w:t>
+      </w:r>
+      <w:proofErr w:type="spellStart"/>
+      <w:r>
+        <w:rPr>
+          <w:rFonts w:ascii="Times New Roman" w:hAnsi="Times New Roman" w:cs="Times New Roman"/>
+          <w:color w:val="000000"/>
+          <w:sz w:val="26"/>
+          <w:szCs w:val="26"/>
+        </w:rPr>
+        <w:t>không</w:t>
+      </w:r>
+      <w:proofErr w:type="spellEnd"/>
     </w:p>
     <w:p>
       <w:pPr>
@@ -760,36 +2542,73 @@
           <w:shd w:val="clear" w:color="auto" w:fill="FFFFFF"/>
         </w:rPr>
       </w:pPr>
-      <w:r>
-        <w:rPr>
-          <w:rFonts w:ascii="Times New Roman" w:hAnsi="Times New Roman" w:cs="Times New Roman"/>
-          <w:color w:val="000000"/>
-          <w:sz w:val="26"/>
-          <w:szCs w:val="26"/>
-          <w:shd w:val="clear" w:color="auto" w:fill="FFFFFF"/>
-        </w:rPr>
-        <w:t xml:space="preserve">Viết </w:t>
-      </w:r>
-      <w:r>
-        <w:rPr>
-          <w:rFonts w:ascii="Times New Roman" w:hAnsi="Times New Roman" w:cs="Times New Roman"/>
-          <w:color w:val="000000"/>
-          <w:sz w:val="26"/>
-          <w:szCs w:val="26"/>
-          <w:shd w:val="clear" w:color="auto" w:fill="FFFFFF"/>
-        </w:rPr>
-        <w:t>chương trình</w:t>
-      </w:r>
-      <w:r>
-        <w:rPr>
-          <w:rFonts w:ascii="Times New Roman" w:hAnsi="Times New Roman" w:cs="Times New Roman"/>
-          <w:color w:val="000000"/>
-          <w:sz w:val="26"/>
-          <w:szCs w:val="26"/>
-          <w:shd w:val="clear" w:color="auto" w:fill="FFFFFF"/>
-        </w:rPr>
-        <w:t xml:space="preserve"> </w:t>
-      </w:r>
+      <w:proofErr w:type="spellStart"/>
+      <w:r>
+        <w:rPr>
+          <w:rFonts w:ascii="Times New Roman" w:hAnsi="Times New Roman" w:cs="Times New Roman"/>
+          <w:color w:val="000000"/>
+          <w:sz w:val="26"/>
+          <w:szCs w:val="26"/>
+          <w:shd w:val="clear" w:color="auto" w:fill="FFFFFF"/>
+        </w:rPr>
+        <w:t>Viết</w:t>
+      </w:r>
+      <w:proofErr w:type="spellEnd"/>
+      <w:r>
+        <w:rPr>
+          <w:rFonts w:ascii="Times New Roman" w:hAnsi="Times New Roman" w:cs="Times New Roman"/>
+          <w:color w:val="000000"/>
+          <w:sz w:val="26"/>
+          <w:szCs w:val="26"/>
+          <w:shd w:val="clear" w:color="auto" w:fill="FFFFFF"/>
+        </w:rPr>
+        <w:t xml:space="preserve"> </w:t>
+      </w:r>
+      <w:proofErr w:type="spellStart"/>
+      <w:r>
+        <w:rPr>
+          <w:rFonts w:ascii="Times New Roman" w:hAnsi="Times New Roman" w:cs="Times New Roman"/>
+          <w:color w:val="000000"/>
+          <w:sz w:val="26"/>
+          <w:szCs w:val="26"/>
+          <w:shd w:val="clear" w:color="auto" w:fill="FFFFFF"/>
+        </w:rPr>
+        <w:t>chương</w:t>
+      </w:r>
+      <w:proofErr w:type="spellEnd"/>
+      <w:r>
+        <w:rPr>
+          <w:rFonts w:ascii="Times New Roman" w:hAnsi="Times New Roman" w:cs="Times New Roman"/>
+          <w:color w:val="000000"/>
+          <w:sz w:val="26"/>
+          <w:szCs w:val="26"/>
+          <w:shd w:val="clear" w:color="auto" w:fill="FFFFFF"/>
+        </w:rPr>
+        <w:t xml:space="preserve"> </w:t>
+      </w:r>
+      <w:proofErr w:type="spellStart"/>
+      <w:r>
+        <w:rPr>
+          <w:rFonts w:ascii="Times New Roman" w:hAnsi="Times New Roman" w:cs="Times New Roman"/>
+          <w:color w:val="000000"/>
+          <w:sz w:val="26"/>
+          <w:szCs w:val="26"/>
+          <w:shd w:val="clear" w:color="auto" w:fill="FFFFFF"/>
+        </w:rPr>
+        <w:t>trình</w:t>
+      </w:r>
+      <w:proofErr w:type="spellEnd"/>
+      <w:r>
+        <w:rPr>
+          <w:rFonts w:ascii="Times New Roman" w:hAnsi="Times New Roman" w:cs="Times New Roman"/>
+          <w:color w:val="000000"/>
+          <w:sz w:val="26"/>
+          <w:szCs w:val="26"/>
+          <w:shd w:val="clear" w:color="auto" w:fill="FFFFFF"/>
+        </w:rPr>
+        <w:t xml:space="preserve"> </w:t>
+      </w:r>
+      <w:proofErr w:type="spellStart"/>
       <w:r>
         <w:rPr>
           <w:rFonts w:ascii="Times New Roman" w:hAnsi="Times New Roman" w:cs="Times New Roman"/>
@@ -806,8 +2625,309 @@
           <w:sz w:val="26"/>
           <w:szCs w:val="26"/>
         </w:rPr>
-        <w:t>ấy ngày đầu tiên và ngày cuối cùng của một tháng từ một ngày đã cho</w:t>
-      </w:r>
+        <w:t>ấy</w:t>
+      </w:r>
+      <w:proofErr w:type="spellEnd"/>
+      <w:r>
+        <w:rPr>
+          <w:rFonts w:ascii="Times New Roman" w:hAnsi="Times New Roman" w:cs="Times New Roman"/>
+          <w:color w:val="000000"/>
+          <w:sz w:val="26"/>
+          <w:szCs w:val="26"/>
+        </w:rPr>
+        <w:t xml:space="preserve"> </w:t>
+      </w:r>
+      <w:proofErr w:type="spellStart"/>
+      <w:r>
+        <w:rPr>
+          <w:rFonts w:ascii="Times New Roman" w:hAnsi="Times New Roman" w:cs="Times New Roman"/>
+          <w:color w:val="000000"/>
+          <w:sz w:val="26"/>
+          <w:szCs w:val="26"/>
+        </w:rPr>
+        <w:t>ngày</w:t>
+      </w:r>
+      <w:proofErr w:type="spellEnd"/>
+      <w:r>
+        <w:rPr>
+          <w:rFonts w:ascii="Times New Roman" w:hAnsi="Times New Roman" w:cs="Times New Roman"/>
+          <w:color w:val="000000"/>
+          <w:sz w:val="26"/>
+          <w:szCs w:val="26"/>
+        </w:rPr>
+        <w:t xml:space="preserve"> </w:t>
+      </w:r>
+      <w:proofErr w:type="spellStart"/>
+      <w:r>
+        <w:rPr>
+          <w:rFonts w:ascii="Times New Roman" w:hAnsi="Times New Roman" w:cs="Times New Roman"/>
+          <w:color w:val="000000"/>
+          <w:sz w:val="26"/>
+          <w:szCs w:val="26"/>
+        </w:rPr>
+        <w:t>đầu</w:t>
+      </w:r>
+      <w:proofErr w:type="spellEnd"/>
+      <w:r>
+        <w:rPr>
+          <w:rFonts w:ascii="Times New Roman" w:hAnsi="Times New Roman" w:cs="Times New Roman"/>
+          <w:color w:val="000000"/>
+          <w:sz w:val="26"/>
+          <w:szCs w:val="26"/>
+        </w:rPr>
+        <w:t xml:space="preserve"> </w:t>
+      </w:r>
+      <w:proofErr w:type="spellStart"/>
+      <w:r>
+        <w:rPr>
+          <w:rFonts w:ascii="Times New Roman" w:hAnsi="Times New Roman" w:cs="Times New Roman"/>
+          <w:color w:val="000000"/>
+          <w:sz w:val="26"/>
+          <w:szCs w:val="26"/>
+        </w:rPr>
+        <w:t>tiên</w:t>
+      </w:r>
+      <w:proofErr w:type="spellEnd"/>
+      <w:r>
+        <w:rPr>
+          <w:rFonts w:ascii="Times New Roman" w:hAnsi="Times New Roman" w:cs="Times New Roman"/>
+          <w:color w:val="000000"/>
+          <w:sz w:val="26"/>
+          <w:szCs w:val="26"/>
+        </w:rPr>
+        <w:t xml:space="preserve"> </w:t>
+      </w:r>
+      <w:proofErr w:type="spellStart"/>
+      <w:r>
+        <w:rPr>
+          <w:rFonts w:ascii="Times New Roman" w:hAnsi="Times New Roman" w:cs="Times New Roman"/>
+          <w:color w:val="000000"/>
+          <w:sz w:val="26"/>
+          <w:szCs w:val="26"/>
+        </w:rPr>
+        <w:t>và</w:t>
+      </w:r>
+      <w:proofErr w:type="spellEnd"/>
+      <w:r>
+        <w:rPr>
+          <w:rFonts w:ascii="Times New Roman" w:hAnsi="Times New Roman" w:cs="Times New Roman"/>
+          <w:color w:val="000000"/>
+          <w:sz w:val="26"/>
+          <w:szCs w:val="26"/>
+        </w:rPr>
+        <w:t xml:space="preserve"> </w:t>
+      </w:r>
+      <w:proofErr w:type="spellStart"/>
+      <w:r>
+        <w:rPr>
+          <w:rFonts w:ascii="Times New Roman" w:hAnsi="Times New Roman" w:cs="Times New Roman"/>
+          <w:color w:val="000000"/>
+          <w:sz w:val="26"/>
+          <w:szCs w:val="26"/>
+        </w:rPr>
+        <w:t>ngày</w:t>
+      </w:r>
+      <w:proofErr w:type="spellEnd"/>
+      <w:r>
+        <w:rPr>
+          <w:rFonts w:ascii="Times New Roman" w:hAnsi="Times New Roman" w:cs="Times New Roman"/>
+          <w:color w:val="000000"/>
+          <w:sz w:val="26"/>
+          <w:szCs w:val="26"/>
+        </w:rPr>
+        <w:t xml:space="preserve"> </w:t>
+      </w:r>
+      <w:proofErr w:type="spellStart"/>
+      <w:r>
+        <w:rPr>
+          <w:rFonts w:ascii="Times New Roman" w:hAnsi="Times New Roman" w:cs="Times New Roman"/>
+          <w:color w:val="000000"/>
+          <w:sz w:val="26"/>
+          <w:szCs w:val="26"/>
+        </w:rPr>
+        <w:t>cuối</w:t>
+      </w:r>
+      <w:proofErr w:type="spellEnd"/>
+      <w:r>
+        <w:rPr>
+          <w:rFonts w:ascii="Times New Roman" w:hAnsi="Times New Roman" w:cs="Times New Roman"/>
+          <w:color w:val="000000"/>
+          <w:sz w:val="26"/>
+          <w:szCs w:val="26"/>
+        </w:rPr>
+        <w:t xml:space="preserve"> </w:t>
+      </w:r>
+      <w:proofErr w:type="spellStart"/>
+      <w:r>
+        <w:rPr>
+          <w:rFonts w:ascii="Times New Roman" w:hAnsi="Times New Roman" w:cs="Times New Roman"/>
+          <w:color w:val="000000"/>
+          <w:sz w:val="26"/>
+          <w:szCs w:val="26"/>
+        </w:rPr>
+        <w:t>cùng</w:t>
+      </w:r>
+      <w:proofErr w:type="spellEnd"/>
+      <w:r>
+        <w:rPr>
+          <w:rFonts w:ascii="Times New Roman" w:hAnsi="Times New Roman" w:cs="Times New Roman"/>
+          <w:color w:val="000000"/>
+          <w:sz w:val="26"/>
+          <w:szCs w:val="26"/>
+        </w:rPr>
+        <w:t xml:space="preserve"> </w:t>
+      </w:r>
+      <w:proofErr w:type="spellStart"/>
+      <w:r>
+        <w:rPr>
+          <w:rFonts w:ascii="Times New Roman" w:hAnsi="Times New Roman" w:cs="Times New Roman"/>
+          <w:color w:val="000000"/>
+          <w:sz w:val="26"/>
+          <w:szCs w:val="26"/>
+        </w:rPr>
+        <w:t>của</w:t>
+      </w:r>
+      <w:proofErr w:type="spellEnd"/>
+      <w:r>
+        <w:rPr>
+          <w:rFonts w:ascii="Times New Roman" w:hAnsi="Times New Roman" w:cs="Times New Roman"/>
+          <w:color w:val="000000"/>
+          <w:sz w:val="26"/>
+          <w:szCs w:val="26"/>
+        </w:rPr>
+        <w:t xml:space="preserve"> </w:t>
+      </w:r>
+      <w:proofErr w:type="spellStart"/>
+      <w:r>
+        <w:rPr>
+          <w:rFonts w:ascii="Times New Roman" w:hAnsi="Times New Roman" w:cs="Times New Roman"/>
+          <w:color w:val="000000"/>
+          <w:sz w:val="26"/>
+          <w:szCs w:val="26"/>
+        </w:rPr>
+        <w:t>một</w:t>
+      </w:r>
+      <w:proofErr w:type="spellEnd"/>
+      <w:r>
+        <w:rPr>
+          <w:rFonts w:ascii="Times New Roman" w:hAnsi="Times New Roman" w:cs="Times New Roman"/>
+          <w:color w:val="000000"/>
+          <w:sz w:val="26"/>
+          <w:szCs w:val="26"/>
+        </w:rPr>
+        <w:t xml:space="preserve"> </w:t>
+      </w:r>
+      <w:proofErr w:type="spellStart"/>
+      <w:r>
+        <w:rPr>
+          <w:rFonts w:ascii="Times New Roman" w:hAnsi="Times New Roman" w:cs="Times New Roman"/>
+          <w:color w:val="000000"/>
+          <w:sz w:val="26"/>
+          <w:szCs w:val="26"/>
+        </w:rPr>
+        <w:t>tháng</w:t>
+      </w:r>
+      <w:proofErr w:type="spellEnd"/>
+      <w:r>
+        <w:rPr>
+          <w:rFonts w:ascii="Times New Roman" w:hAnsi="Times New Roman" w:cs="Times New Roman"/>
+          <w:color w:val="000000"/>
+          <w:sz w:val="26"/>
+          <w:szCs w:val="26"/>
+        </w:rPr>
+        <w:t xml:space="preserve"> </w:t>
+      </w:r>
+      <w:proofErr w:type="spellStart"/>
+      <w:r>
+        <w:rPr>
+          <w:rFonts w:ascii="Times New Roman" w:hAnsi="Times New Roman" w:cs="Times New Roman"/>
+          <w:color w:val="000000"/>
+          <w:sz w:val="26"/>
+          <w:szCs w:val="26"/>
+        </w:rPr>
+        <w:t>từ</w:t>
+      </w:r>
+      <w:proofErr w:type="spellEnd"/>
+      <w:r>
+        <w:rPr>
+          <w:rFonts w:ascii="Times New Roman" w:hAnsi="Times New Roman" w:cs="Times New Roman"/>
+          <w:color w:val="000000"/>
+          <w:sz w:val="26"/>
+          <w:szCs w:val="26"/>
+        </w:rPr>
+        <w:t xml:space="preserve"> </w:t>
+      </w:r>
+      <w:proofErr w:type="spellStart"/>
+      <w:r>
+        <w:rPr>
+          <w:rFonts w:ascii="Times New Roman" w:hAnsi="Times New Roman" w:cs="Times New Roman"/>
+          <w:color w:val="000000"/>
+          <w:sz w:val="26"/>
+          <w:szCs w:val="26"/>
+        </w:rPr>
+        <w:t>một</w:t>
+      </w:r>
+      <w:proofErr w:type="spellEnd"/>
+      <w:r>
+        <w:rPr>
+          <w:rFonts w:ascii="Times New Roman" w:hAnsi="Times New Roman" w:cs="Times New Roman"/>
+          <w:color w:val="000000"/>
+          <w:sz w:val="26"/>
+          <w:szCs w:val="26"/>
+        </w:rPr>
+        <w:t xml:space="preserve"> </w:t>
+      </w:r>
+      <w:proofErr w:type="spellStart"/>
+      <w:r>
+        <w:rPr>
+          <w:rFonts w:ascii="Times New Roman" w:hAnsi="Times New Roman" w:cs="Times New Roman"/>
+          <w:color w:val="000000"/>
+          <w:sz w:val="26"/>
+          <w:szCs w:val="26"/>
+        </w:rPr>
+        <w:t>ngày</w:t>
+      </w:r>
+      <w:proofErr w:type="spellEnd"/>
+      <w:r>
+        <w:rPr>
+          <w:rFonts w:ascii="Times New Roman" w:hAnsi="Times New Roman" w:cs="Times New Roman"/>
+          <w:color w:val="000000"/>
+          <w:sz w:val="26"/>
+          <w:szCs w:val="26"/>
+        </w:rPr>
+        <w:t xml:space="preserve"> </w:t>
+      </w:r>
+      <w:proofErr w:type="spellStart"/>
+      <w:r>
+        <w:rPr>
+          <w:rFonts w:ascii="Times New Roman" w:hAnsi="Times New Roman" w:cs="Times New Roman"/>
+          <w:color w:val="000000"/>
+          <w:sz w:val="26"/>
+          <w:szCs w:val="26"/>
+        </w:rPr>
+        <w:t>đã</w:t>
+      </w:r>
+      <w:proofErr w:type="spellEnd"/>
+      <w:r>
+        <w:rPr>
+          <w:rFonts w:ascii="Times New Roman" w:hAnsi="Times New Roman" w:cs="Times New Roman"/>
+          <w:color w:val="000000"/>
+          <w:sz w:val="26"/>
+          <w:szCs w:val="26"/>
+        </w:rPr>
+        <w:t xml:space="preserve"> </w:t>
+      </w:r>
+      <w:proofErr w:type="spellStart"/>
+      <w:r>
+        <w:rPr>
+          <w:rFonts w:ascii="Times New Roman" w:hAnsi="Times New Roman" w:cs="Times New Roman"/>
+          <w:color w:val="000000"/>
+          <w:sz w:val="26"/>
+          <w:szCs w:val="26"/>
+        </w:rPr>
+        <w:t>cho</w:t>
+      </w:r>
+      <w:proofErr w:type="spellEnd"/>
     </w:p>
     <w:p>
       <w:pPr>
@@ -883,6 +3003,7 @@
           <w:szCs w:val="26"/>
         </w:rPr>
       </w:pPr>
+      <w:proofErr w:type="spellStart"/>
       <w:r>
         <w:rPr>
           <w:rFonts w:ascii="Times New Roman" w:hAnsi="Times New Roman" w:cs="Times New Roman"/>
@@ -891,26 +3012,178 @@
           <w:szCs w:val="26"/>
         </w:rPr>
         <w:lastRenderedPageBreak/>
-        <w:t xml:space="preserve">Viết chương trình so sánh 2 </w:t>
-      </w:r>
-      <w:r>
-        <w:rPr>
-          <w:rFonts w:ascii="Times New Roman" w:hAnsi="Times New Roman" w:cs="Times New Roman"/>
-          <w:color w:val="000000"/>
-          <w:sz w:val="26"/>
-          <w:szCs w:val="26"/>
-        </w:rPr>
-        <w:t xml:space="preserve">ngày và </w:t>
-      </w:r>
-      <w:r>
-        <w:rPr>
-          <w:rFonts w:ascii="Times New Roman" w:hAnsi="Times New Roman" w:cs="Times New Roman"/>
-          <w:color w:val="000000"/>
-          <w:sz w:val="26"/>
-          <w:szCs w:val="26"/>
-        </w:rPr>
-        <w:t>in ra kết quả</w:t>
-      </w:r>
+        <w:t>Viết</w:t>
+      </w:r>
+      <w:proofErr w:type="spellEnd"/>
+      <w:r>
+        <w:rPr>
+          <w:rFonts w:ascii="Times New Roman" w:hAnsi="Times New Roman" w:cs="Times New Roman"/>
+          <w:color w:val="000000"/>
+          <w:sz w:val="26"/>
+          <w:szCs w:val="26"/>
+        </w:rPr>
+        <w:t xml:space="preserve"> </w:t>
+      </w:r>
+      <w:proofErr w:type="spellStart"/>
+      <w:r>
+        <w:rPr>
+          <w:rFonts w:ascii="Times New Roman" w:hAnsi="Times New Roman" w:cs="Times New Roman"/>
+          <w:color w:val="000000"/>
+          <w:sz w:val="26"/>
+          <w:szCs w:val="26"/>
+        </w:rPr>
+        <w:t>chương</w:t>
+      </w:r>
+      <w:proofErr w:type="spellEnd"/>
+      <w:r>
+        <w:rPr>
+          <w:rFonts w:ascii="Times New Roman" w:hAnsi="Times New Roman" w:cs="Times New Roman"/>
+          <w:color w:val="000000"/>
+          <w:sz w:val="26"/>
+          <w:szCs w:val="26"/>
+        </w:rPr>
+        <w:t xml:space="preserve"> </w:t>
+      </w:r>
+      <w:proofErr w:type="spellStart"/>
+      <w:r>
+        <w:rPr>
+          <w:rFonts w:ascii="Times New Roman" w:hAnsi="Times New Roman" w:cs="Times New Roman"/>
+          <w:color w:val="000000"/>
+          <w:sz w:val="26"/>
+          <w:szCs w:val="26"/>
+        </w:rPr>
+        <w:t>trình</w:t>
+      </w:r>
+      <w:proofErr w:type="spellEnd"/>
+      <w:r>
+        <w:rPr>
+          <w:rFonts w:ascii="Times New Roman" w:hAnsi="Times New Roman" w:cs="Times New Roman"/>
+          <w:color w:val="000000"/>
+          <w:sz w:val="26"/>
+          <w:szCs w:val="26"/>
+        </w:rPr>
+        <w:t xml:space="preserve"> so </w:t>
+      </w:r>
+      <w:proofErr w:type="spellStart"/>
+      <w:r>
+        <w:rPr>
+          <w:rFonts w:ascii="Times New Roman" w:hAnsi="Times New Roman" w:cs="Times New Roman"/>
+          <w:color w:val="000000"/>
+          <w:sz w:val="26"/>
+          <w:szCs w:val="26"/>
+        </w:rPr>
+        <w:t>sánh</w:t>
+      </w:r>
+      <w:proofErr w:type="spellEnd"/>
+      <w:r>
+        <w:rPr>
+          <w:rFonts w:ascii="Times New Roman" w:hAnsi="Times New Roman" w:cs="Times New Roman"/>
+          <w:color w:val="000000"/>
+          <w:sz w:val="26"/>
+          <w:szCs w:val="26"/>
+        </w:rPr>
+        <w:t xml:space="preserve"> 2 </w:t>
+      </w:r>
+      <w:proofErr w:type="spellStart"/>
+      <w:r>
+        <w:rPr>
+          <w:rFonts w:ascii="Times New Roman" w:hAnsi="Times New Roman" w:cs="Times New Roman"/>
+          <w:color w:val="000000"/>
+          <w:sz w:val="26"/>
+          <w:szCs w:val="26"/>
+        </w:rPr>
+        <w:t>ngày</w:t>
+      </w:r>
+      <w:proofErr w:type="spellEnd"/>
+      <w:r>
+        <w:rPr>
+          <w:rFonts w:ascii="Times New Roman" w:hAnsi="Times New Roman" w:cs="Times New Roman"/>
+          <w:color w:val="000000"/>
+          <w:sz w:val="26"/>
+          <w:szCs w:val="26"/>
+        </w:rPr>
+        <w:t xml:space="preserve"> </w:t>
+      </w:r>
+      <w:proofErr w:type="spellStart"/>
+      <w:r>
+        <w:rPr>
+          <w:rFonts w:ascii="Times New Roman" w:hAnsi="Times New Roman" w:cs="Times New Roman"/>
+          <w:color w:val="000000"/>
+          <w:sz w:val="26"/>
+          <w:szCs w:val="26"/>
+        </w:rPr>
+        <w:t>và</w:t>
+      </w:r>
+      <w:proofErr w:type="spellEnd"/>
+      <w:r>
+        <w:rPr>
+          <w:rFonts w:ascii="Times New Roman" w:hAnsi="Times New Roman" w:cs="Times New Roman"/>
+          <w:color w:val="000000"/>
+          <w:sz w:val="26"/>
+          <w:szCs w:val="26"/>
+        </w:rPr>
+        <w:t xml:space="preserve"> </w:t>
+      </w:r>
+      <w:r>
+        <w:rPr>
+          <w:rFonts w:ascii="Times New Roman" w:hAnsi="Times New Roman" w:cs="Times New Roman"/>
+          <w:color w:val="000000"/>
+          <w:sz w:val="26"/>
+          <w:szCs w:val="26"/>
+        </w:rPr>
+        <w:t xml:space="preserve">in </w:t>
+      </w:r>
+      <w:proofErr w:type="spellStart"/>
+      <w:r>
+        <w:rPr>
+          <w:rFonts w:ascii="Times New Roman" w:hAnsi="Times New Roman" w:cs="Times New Roman"/>
+          <w:color w:val="000000"/>
+          <w:sz w:val="26"/>
+          <w:szCs w:val="26"/>
+        </w:rPr>
+        <w:t>ra</w:t>
+      </w:r>
+      <w:proofErr w:type="spellEnd"/>
+      <w:r>
+        <w:rPr>
+          <w:rFonts w:ascii="Times New Roman" w:hAnsi="Times New Roman" w:cs="Times New Roman"/>
+          <w:color w:val="000000"/>
+          <w:sz w:val="26"/>
+          <w:szCs w:val="26"/>
+        </w:rPr>
+        <w:t xml:space="preserve"> </w:t>
+      </w:r>
+      <w:proofErr w:type="spellStart"/>
+      <w:r>
+        <w:rPr>
+          <w:rFonts w:ascii="Times New Roman" w:hAnsi="Times New Roman" w:cs="Times New Roman"/>
+          <w:color w:val="000000"/>
+          <w:sz w:val="26"/>
+          <w:szCs w:val="26"/>
+        </w:rPr>
+        <w:t>kết</w:t>
+      </w:r>
+      <w:proofErr w:type="spellEnd"/>
+      <w:r>
+        <w:rPr>
+          <w:rFonts w:ascii="Times New Roman" w:hAnsi="Times New Roman" w:cs="Times New Roman"/>
+          <w:color w:val="000000"/>
+          <w:sz w:val="26"/>
+          <w:szCs w:val="26"/>
+        </w:rPr>
+        <w:t xml:space="preserve"> </w:t>
+      </w:r>
+      <w:proofErr w:type="spellStart"/>
+      <w:r>
+        <w:rPr>
+          <w:rFonts w:ascii="Times New Roman" w:hAnsi="Times New Roman" w:cs="Times New Roman"/>
+          <w:color w:val="000000"/>
+          <w:sz w:val="26"/>
+          <w:szCs w:val="26"/>
+        </w:rPr>
+        <w:t>quả</w:t>
+      </w:r>
+      <w:proofErr w:type="spellEnd"/>
       <w:r>
         <w:rPr>
           <w:rFonts w:ascii="Times New Roman" w:hAnsi="Times New Roman" w:cs="Times New Roman"/>
@@ -927,17 +3200,39 @@
           <w:sz w:val="26"/>
           <w:szCs w:val="26"/>
         </w:rPr>
-        <w:t xml:space="preserve"> 2 </w:t>
-      </w:r>
-      <w:r>
-        <w:rPr>
-          <w:rFonts w:ascii="Times New Roman" w:hAnsi="Times New Roman" w:cs="Times New Roman"/>
-          <w:color w:val="000000"/>
-          <w:sz w:val="26"/>
-          <w:szCs w:val="26"/>
-        </w:rPr>
-        <w:t>thời gian</w:t>
-      </w:r>
+        <w:t xml:space="preserve">2 </w:t>
+      </w:r>
+      <w:proofErr w:type="spellStart"/>
+      <w:r>
+        <w:rPr>
+          <w:rFonts w:ascii="Times New Roman" w:hAnsi="Times New Roman" w:cs="Times New Roman"/>
+          <w:color w:val="000000"/>
+          <w:sz w:val="26"/>
+          <w:szCs w:val="26"/>
+        </w:rPr>
+        <w:t>thời</w:t>
+      </w:r>
+      <w:proofErr w:type="spellEnd"/>
+      <w:r>
+        <w:rPr>
+          <w:rFonts w:ascii="Times New Roman" w:hAnsi="Times New Roman" w:cs="Times New Roman"/>
+          <w:color w:val="000000"/>
+          <w:sz w:val="26"/>
+          <w:szCs w:val="26"/>
+        </w:rPr>
+        <w:t xml:space="preserve"> </w:t>
+      </w:r>
+      <w:proofErr w:type="spellStart"/>
+      <w:r>
+        <w:rPr>
+          <w:rFonts w:ascii="Times New Roman" w:hAnsi="Times New Roman" w:cs="Times New Roman"/>
+          <w:color w:val="000000"/>
+          <w:sz w:val="26"/>
+          <w:szCs w:val="26"/>
+        </w:rPr>
+        <w:t>gian</w:t>
+      </w:r>
+      <w:proofErr w:type="spellEnd"/>
       <w:r>
         <w:rPr>
           <w:rFonts w:ascii="Times New Roman" w:hAnsi="Times New Roman" w:cs="Times New Roman"/>
@@ -963,16 +3258,67 @@
           <w:sz w:val="26"/>
           <w:szCs w:val="26"/>
         </w:rPr>
-        <w:t xml:space="preserve"> nhau, </w:t>
-      </w:r>
-      <w:r>
-        <w:rPr>
-          <w:rFonts w:ascii="Times New Roman" w:hAnsi="Times New Roman" w:cs="Times New Roman"/>
-          <w:color w:val="000000"/>
-          <w:sz w:val="26"/>
-          <w:szCs w:val="26"/>
-        </w:rPr>
-        <w:t>thời gian 1</w:t>
+        <w:t xml:space="preserve"> </w:t>
+      </w:r>
+      <w:proofErr w:type="spellStart"/>
+      <w:r>
+        <w:rPr>
+          <w:rFonts w:ascii="Times New Roman" w:hAnsi="Times New Roman" w:cs="Times New Roman"/>
+          <w:color w:val="000000"/>
+          <w:sz w:val="26"/>
+          <w:szCs w:val="26"/>
+        </w:rPr>
+        <w:t>nhau</w:t>
+      </w:r>
+      <w:proofErr w:type="spellEnd"/>
+      <w:r>
+        <w:rPr>
+          <w:rFonts w:ascii="Times New Roman" w:hAnsi="Times New Roman" w:cs="Times New Roman"/>
+          <w:color w:val="000000"/>
+          <w:sz w:val="26"/>
+          <w:szCs w:val="26"/>
+        </w:rPr>
+        <w:t xml:space="preserve">, </w:t>
+      </w:r>
+      <w:proofErr w:type="spellStart"/>
+      <w:r>
+        <w:rPr>
+          <w:rFonts w:ascii="Times New Roman" w:hAnsi="Times New Roman" w:cs="Times New Roman"/>
+          <w:color w:val="000000"/>
+          <w:sz w:val="26"/>
+          <w:szCs w:val="26"/>
+        </w:rPr>
+        <w:t>thời</w:t>
+      </w:r>
+      <w:proofErr w:type="spellEnd"/>
+      <w:r>
+        <w:rPr>
+          <w:rFonts w:ascii="Times New Roman" w:hAnsi="Times New Roman" w:cs="Times New Roman"/>
+          <w:color w:val="000000"/>
+          <w:sz w:val="26"/>
+          <w:szCs w:val="26"/>
+        </w:rPr>
+        <w:t xml:space="preserve"> </w:t>
+      </w:r>
+      <w:proofErr w:type="spellStart"/>
+      <w:r>
+        <w:rPr>
+          <w:rFonts w:ascii="Times New Roman" w:hAnsi="Times New Roman" w:cs="Times New Roman"/>
+          <w:color w:val="000000"/>
+          <w:sz w:val="26"/>
+          <w:szCs w:val="26"/>
+        </w:rPr>
+        <w:t>gian</w:t>
+      </w:r>
+      <w:proofErr w:type="spellEnd"/>
+      <w:r>
+        <w:rPr>
+          <w:rFonts w:ascii="Times New Roman" w:hAnsi="Times New Roman" w:cs="Times New Roman"/>
+          <w:color w:val="000000"/>
+          <w:sz w:val="26"/>
+          <w:szCs w:val="26"/>
+        </w:rPr>
+        <w:t xml:space="preserve"> 1</w:t>
       </w:r>
       <w:r>
         <w:rPr>
@@ -983,14 +3329,45 @@
         </w:rPr>
         <w:t xml:space="preserve"> &lt; </w:t>
       </w:r>
-      <w:r>
-        <w:rPr>
-          <w:rFonts w:ascii="Times New Roman" w:hAnsi="Times New Roman" w:cs="Times New Roman"/>
-          <w:color w:val="000000"/>
-          <w:sz w:val="26"/>
-          <w:szCs w:val="26"/>
-        </w:rPr>
-        <w:t>thời gian 2</w:t>
+      <w:proofErr w:type="spellStart"/>
+      <w:r>
+        <w:rPr>
+          <w:rFonts w:ascii="Times New Roman" w:hAnsi="Times New Roman" w:cs="Times New Roman"/>
+          <w:color w:val="000000"/>
+          <w:sz w:val="26"/>
+          <w:szCs w:val="26"/>
+        </w:rPr>
+        <w:t>thời</w:t>
+      </w:r>
+      <w:proofErr w:type="spellEnd"/>
+      <w:r>
+        <w:rPr>
+          <w:rFonts w:ascii="Times New Roman" w:hAnsi="Times New Roman" w:cs="Times New Roman"/>
+          <w:color w:val="000000"/>
+          <w:sz w:val="26"/>
+          <w:szCs w:val="26"/>
+        </w:rPr>
+        <w:t xml:space="preserve"> </w:t>
+      </w:r>
+      <w:proofErr w:type="spellStart"/>
+      <w:r>
+        <w:rPr>
+          <w:rFonts w:ascii="Times New Roman" w:hAnsi="Times New Roman" w:cs="Times New Roman"/>
+          <w:color w:val="000000"/>
+          <w:sz w:val="26"/>
+          <w:szCs w:val="26"/>
+        </w:rPr>
+        <w:t>gian</w:t>
+      </w:r>
+      <w:proofErr w:type="spellEnd"/>
+      <w:r>
+        <w:rPr>
+          <w:rFonts w:ascii="Times New Roman" w:hAnsi="Times New Roman" w:cs="Times New Roman"/>
+          <w:color w:val="000000"/>
+          <w:sz w:val="26"/>
+          <w:szCs w:val="26"/>
+        </w:rPr>
+        <w:t xml:space="preserve"> 2</w:t>
       </w:r>
       <w:r>
         <w:rPr>
@@ -1001,15 +3378,37 @@
         </w:rPr>
         <w:t xml:space="preserve">, </w:t>
       </w:r>
-      <w:r>
-        <w:rPr>
-          <w:rFonts w:ascii="Times New Roman" w:hAnsi="Times New Roman" w:cs="Times New Roman"/>
-          <w:color w:val="000000"/>
-          <w:sz w:val="26"/>
-          <w:szCs w:val="26"/>
-        </w:rPr>
-        <w:t>thời gian</w:t>
-      </w:r>
+      <w:proofErr w:type="spellStart"/>
+      <w:r>
+        <w:rPr>
+          <w:rFonts w:ascii="Times New Roman" w:hAnsi="Times New Roman" w:cs="Times New Roman"/>
+          <w:color w:val="000000"/>
+          <w:sz w:val="26"/>
+          <w:szCs w:val="26"/>
+        </w:rPr>
+        <w:t>thời</w:t>
+      </w:r>
+      <w:proofErr w:type="spellEnd"/>
+      <w:r>
+        <w:rPr>
+          <w:rFonts w:ascii="Times New Roman" w:hAnsi="Times New Roman" w:cs="Times New Roman"/>
+          <w:color w:val="000000"/>
+          <w:sz w:val="26"/>
+          <w:szCs w:val="26"/>
+        </w:rPr>
+        <w:t xml:space="preserve"> </w:t>
+      </w:r>
+      <w:proofErr w:type="spellStart"/>
+      <w:r>
+        <w:rPr>
+          <w:rFonts w:ascii="Times New Roman" w:hAnsi="Times New Roman" w:cs="Times New Roman"/>
+          <w:color w:val="000000"/>
+          <w:sz w:val="26"/>
+          <w:szCs w:val="26"/>
+        </w:rPr>
+        <w:t>gian</w:t>
+      </w:r>
+      <w:proofErr w:type="spellEnd"/>
       <w:r>
         <w:rPr>
           <w:rFonts w:ascii="Times New Roman" w:hAnsi="Times New Roman" w:cs="Times New Roman"/>
@@ -1046,24 +3445,75 @@
         </w:rPr>
         <w:t xml:space="preserve"> </w:t>
       </w:r>
-      <w:r>
-        <w:rPr>
-          <w:rFonts w:ascii="Times New Roman" w:hAnsi="Times New Roman" w:cs="Times New Roman"/>
-          <w:color w:val="000000"/>
-          <w:sz w:val="26"/>
-          <w:szCs w:val="26"/>
-        </w:rPr>
-        <w:t>thời gian 2</w:t>
-      </w:r>
-      <w:r>
-        <w:rPr>
-          <w:rFonts w:ascii="Times New Roman" w:hAnsi="Times New Roman" w:cs="Times New Roman"/>
-          <w:color w:val="000000"/>
-          <w:sz w:val="26"/>
-          <w:szCs w:val="26"/>
-        </w:rPr>
-        <w:t xml:space="preserve">. </w:t>
-      </w:r>
+      <w:proofErr w:type="spellStart"/>
+      <w:r>
+        <w:rPr>
+          <w:rFonts w:ascii="Times New Roman" w:hAnsi="Times New Roman" w:cs="Times New Roman"/>
+          <w:color w:val="000000"/>
+          <w:sz w:val="26"/>
+          <w:szCs w:val="26"/>
+        </w:rPr>
+        <w:t>thờ</w:t>
+      </w:r>
+      <w:r>
+        <w:rPr>
+          <w:rFonts w:ascii="Times New Roman" w:hAnsi="Times New Roman" w:cs="Times New Roman"/>
+          <w:color w:val="000000"/>
+          <w:sz w:val="26"/>
+          <w:szCs w:val="26"/>
+        </w:rPr>
+        <w:t>i</w:t>
+      </w:r>
+      <w:proofErr w:type="spellEnd"/>
+      <w:r>
+        <w:rPr>
+          <w:rFonts w:ascii="Times New Roman" w:hAnsi="Times New Roman" w:cs="Times New Roman"/>
+          <w:color w:val="000000"/>
+          <w:sz w:val="26"/>
+          <w:szCs w:val="26"/>
+        </w:rPr>
+        <w:t xml:space="preserve"> </w:t>
+      </w:r>
+      <w:proofErr w:type="spellStart"/>
+      <w:r>
+        <w:rPr>
+          <w:rFonts w:ascii="Times New Roman" w:hAnsi="Times New Roman" w:cs="Times New Roman"/>
+          <w:color w:val="000000"/>
+          <w:sz w:val="26"/>
+          <w:szCs w:val="26"/>
+        </w:rPr>
+        <w:t>gian</w:t>
+      </w:r>
+      <w:proofErr w:type="spellEnd"/>
+      <w:r>
+        <w:rPr>
+          <w:rFonts w:ascii="Times New Roman" w:hAnsi="Times New Roman" w:cs="Times New Roman"/>
+          <w:color w:val="000000"/>
+          <w:sz w:val="26"/>
+          <w:szCs w:val="26"/>
+        </w:rPr>
+        <w:t xml:space="preserve"> </w:t>
+      </w:r>
+      <w:r>
+        <w:rPr>
+          <w:rFonts w:ascii="Times New Roman" w:hAnsi="Times New Roman" w:cs="Times New Roman"/>
+          <w:color w:val="000000"/>
+          <w:sz w:val="26"/>
+          <w:szCs w:val="26"/>
+        </w:rPr>
+        <w:t>2</w:t>
+      </w:r>
+      <w:r>
+        <w:rPr>
+          <w:rFonts w:ascii="Times New Roman" w:hAnsi="Times New Roman" w:cs="Times New Roman"/>
+          <w:color w:val="000000"/>
+          <w:sz w:val="26"/>
+          <w:szCs w:val="26"/>
+        </w:rPr>
+        <w:t>.</w:t>
+      </w:r>
+      <w:bookmarkStart w:id="0" w:name="_GoBack"/>
+      <w:bookmarkEnd w:id="0"/>
     </w:p>
     <w:p>
       <w:pPr>
@@ -1160,7 +3610,7 @@
 </file>
 
 <file path=word/numbering.xml><?xml version="1.0" encoding="utf-8"?>
-<w:numbering xmlns:wpc="http://schemas.microsoft.com/office/word/2010/wordprocessingCanvas" xmlns:cx="http://schemas.microsoft.com/office/drawing/2014/chartex" xmlns:cx1="http://schemas.microsoft.com/office/drawing/2015/9/8/chartex" xmlns:cx2="http://schemas.microsoft.com/office/drawing/2015/10/21/chartex" xmlns:cx3="http://schemas.microsoft.com/office/drawing/2016/5/9/chartex" xmlns:cx4="http://schemas.microsoft.com/office/drawing/2016/5/10/chartex" xmlns:cx5="http://schemas.microsoft.com/office/drawing/2016/5/11/chartex" xmlns:cx6="http://schemas.microsoft.com/office/drawing/2016/5/12/chartex" xmlns:cx7="http://schemas.microsoft.com/office/drawing/2016/5/13/chartex" xmlns:cx8="http://schemas.microsoft.com/office/drawing/2016/5/14/chartex" xmlns:mc="http://schemas.openxmlformats.org/markup-compatibility/2006" xmlns:aink="http://schemas.microsoft.com/office/drawing/2016/ink" xmlns:am3d="http://schemas.microsoft.com/office/drawing/2017/model3d" xmlns:o="urn:schemas-microsoft-com:office:office" xmlns:oel="http://schemas.microsoft.com/office/2019/extlst" xmlns:r="http://schemas.openxmlformats.org/officeDocument/2006/relationships" xmlns:m="http://schemas.openxmlformats.org/officeDocument/2006/math" xmlns:v="urn:schemas-microsoft-com:vml" xmlns:wp14="http://schemas.microsoft.com/office/word/2010/wordprocessingDrawing" xmlns:wp="http://schemas.openxmlformats.org/drawingml/2006/wordprocessingDrawing" xmlns:w10="urn:schemas-microsoft-com:office:word" xmlns:w="http://schemas.openxmlformats.org/wordprocessingml/2006/main" xmlns:w14="http://schemas.microsoft.com/office/word/2010/wordml" xmlns:w15="http://schemas.microsoft.com/office/word/2012/wordml" xmlns:w16cex="http://schemas.microsoft.com/office/word/2018/wordml/cex" xmlns:w16cid="http://schemas.microsoft.com/office/word/2016/wordml/cid" xmlns:w16="http://schemas.microsoft.com/office/word/2018/wordml" xmlns:w16du="http://schemas.microsoft.com/office/word/2023/wordml/word16du" xmlns:w16sdtdh="http://schemas.microsoft.com/office/word/2020/wordml/sdtdatahash" xmlns:w16se="http://schemas.microsoft.com/office/word/2015/wordml/symex" xmlns:wpg="http://schemas.microsoft.com/office/word/2010/wordprocessingGroup" xmlns:wpi="http://schemas.microsoft.com/office/word/2010/wordprocessingInk" xmlns:wne="http://schemas.microsoft.com/office/word/2006/wordml" xmlns:wps="http://schemas.microsoft.com/office/word/2010/wordprocessingShape" mc:Ignorable="w14 w15 w16se w16cid w16 w16cex w16sdtdh w16du wp14">
+<w:numbering xmlns:wpc="http://schemas.microsoft.com/office/word/2010/wordprocessingCanvas" xmlns:cx="http://schemas.microsoft.com/office/drawing/2014/chartex" xmlns:mc="http://schemas.openxmlformats.org/markup-compatibility/2006" xmlns:o="urn:schemas-microsoft-com:office:office" xmlns:r="http://schemas.openxmlformats.org/officeDocument/2006/relationships" xmlns:m="http://schemas.openxmlformats.org/officeDocument/2006/math" xmlns:v="urn:schemas-microsoft-com:vml" xmlns:wp14="http://schemas.microsoft.com/office/word/2010/wordprocessingDrawing" xmlns:wp="http://schemas.openxmlformats.org/drawingml/2006/wordprocessingDrawing" xmlns:w10="urn:schemas-microsoft-com:office:word" xmlns:w="http://schemas.openxmlformats.org/wordprocessingml/2006/main" xmlns:w14="http://schemas.microsoft.com/office/word/2010/wordml" xmlns:w15="http://schemas.microsoft.com/office/word/2012/wordml" xmlns:w16se="http://schemas.microsoft.com/office/word/2015/wordml/symex" xmlns:wpg="http://schemas.microsoft.com/office/word/2010/wordprocessingGroup" xmlns:wpi="http://schemas.microsoft.com/office/word/2010/wordprocessingInk" xmlns:wne="http://schemas.microsoft.com/office/word/2006/wordml" xmlns:wps="http://schemas.microsoft.com/office/word/2010/wordprocessingShape" mc:Ignorable="w14 w15 w16se wp14">
   <w:abstractNum w:abstractNumId="0" w15:restartNumberingAfterBreak="0">
     <w:nsid w:val="26A41BB5"/>
     <w:multiLevelType w:val="hybridMultilevel"/>
@@ -1905,32 +4355,32 @@
       </w:rPr>
     </w:lvl>
   </w:abstractNum>
-  <w:num w:numId="1" w16cid:durableId="1729836096">
+  <w:num w:numId="1">
     <w:abstractNumId w:val="5"/>
   </w:num>
-  <w:num w:numId="2" w16cid:durableId="1036076066">
+  <w:num w:numId="2">
     <w:abstractNumId w:val="3"/>
   </w:num>
-  <w:num w:numId="3" w16cid:durableId="2087140972">
+  <w:num w:numId="3">
     <w:abstractNumId w:val="1"/>
   </w:num>
-  <w:num w:numId="4" w16cid:durableId="957419959">
+  <w:num w:numId="4">
     <w:abstractNumId w:val="2"/>
   </w:num>
-  <w:num w:numId="5" w16cid:durableId="266500891">
+  <w:num w:numId="5">
     <w:abstractNumId w:val="6"/>
   </w:num>
-  <w:num w:numId="6" w16cid:durableId="940184799">
+  <w:num w:numId="6">
     <w:abstractNumId w:val="4"/>
   </w:num>
-  <w:num w:numId="7" w16cid:durableId="938492541">
+  <w:num w:numId="7">
     <w:abstractNumId w:val="0"/>
   </w:num>
 </w:numbering>
 </file>
 
 <file path=word/styles.xml><?xml version="1.0" encoding="utf-8"?>
-<w:styles xmlns:mc="http://schemas.openxmlformats.org/markup-compatibility/2006" xmlns:r="http://schemas.openxmlformats.org/officeDocument/2006/relationships" xmlns:w="http://schemas.openxmlformats.org/wordprocessingml/2006/main" xmlns:w14="http://schemas.microsoft.com/office/word/2010/wordml" xmlns:w15="http://schemas.microsoft.com/office/word/2012/wordml" xmlns:w16cex="http://schemas.microsoft.com/office/word/2018/wordml/cex" xmlns:w16cid="http://schemas.microsoft.com/office/word/2016/wordml/cid" xmlns:w16="http://schemas.microsoft.com/office/word/2018/wordml" xmlns:w16du="http://schemas.microsoft.com/office/word/2023/wordml/word16du" xmlns:w16sdtdh="http://schemas.microsoft.com/office/word/2020/wordml/sdtdatahash" xmlns:w16se="http://schemas.microsoft.com/office/word/2015/wordml/symex" mc:Ignorable="w14 w15 w16se w16cid w16 w16cex w16sdtdh w16du">
+<w:styles xmlns:mc="http://schemas.openxmlformats.org/markup-compatibility/2006" xmlns:r="http://schemas.openxmlformats.org/officeDocument/2006/relationships" xmlns:w="http://schemas.openxmlformats.org/wordprocessingml/2006/main" xmlns:w14="http://schemas.microsoft.com/office/word/2010/wordml" xmlns:w15="http://schemas.microsoft.com/office/word/2012/wordml" xmlns:w16se="http://schemas.microsoft.com/office/word/2015/wordml/symex" mc:Ignorable="w14 w15 w16se">
   <w:docDefaults>
     <w:rPrDefault>
       <w:rPr>
@@ -1946,7 +4396,7 @@
       </w:pPr>
     </w:pPrDefault>
   </w:docDefaults>
-  <w:latentStyles w:defLockedState="0" w:defUIPriority="99" w:defSemiHidden="0" w:defUnhideWhenUsed="0" w:defQFormat="0" w:count="376">
+  <w:latentStyles w:defLockedState="0" w:defUIPriority="99" w:defSemiHidden="0" w:defUnhideWhenUsed="0" w:defQFormat="0" w:count="371">
     <w:lsdException w:name="Normal" w:uiPriority="0" w:qFormat="1"/>
     <w:lsdException w:name="heading 1" w:uiPriority="9" w:qFormat="1"/>
     <w:lsdException w:name="heading 2" w:semiHidden="1" w:uiPriority="9" w:unhideWhenUsed="1" w:qFormat="1"/>
@@ -2318,11 +4768,6 @@
     <w:lsdException w:name="List Table 5 Dark Accent 6" w:uiPriority="50"/>
     <w:lsdException w:name="List Table 6 Colorful Accent 6" w:uiPriority="51"/>
     <w:lsdException w:name="List Table 7 Colorful Accent 6" w:uiPriority="52"/>
-    <w:lsdException w:name="Mention" w:semiHidden="1" w:unhideWhenUsed="1"/>
-    <w:lsdException w:name="Smart Hyperlink" w:semiHidden="1" w:unhideWhenUsed="1"/>
-    <w:lsdException w:name="Hashtag" w:semiHidden="1" w:unhideWhenUsed="1"/>
-    <w:lsdException w:name="Unresolved Mention" w:semiHidden="1" w:unhideWhenUsed="1"/>
-    <w:lsdException w:name="Smart Link" w:semiHidden="1" w:unhideWhenUsed="1"/>
   </w:latentStyles>
   <w:style w:type="paragraph" w:default="1" w:styleId="Normal">
     <w:name w:val="Normal"/>
